--- a/public/templates/test.docx
+++ b/public/templates/test.docx
@@ -6,7 +6,6 @@
       <w:pPr>
         <w:pStyle w:val="Normal"/>
         <w:spacing w:lineRule="auto" w:line="240" w:before="0" w:after="0"/>
-        <w:ind w:firstLine="708"/>
         <w:jc w:val="center"/>
         <w:rPr>
           <w:rFonts w:ascii="Times New Roman" w:hAnsi="Times New Roman" w:cs="Times New Roman"/>
@@ -101,6 +100,7 @@
       <w:r>
         <w:rPr>
           <w:rFonts w:cs="Times New Roman" w:ascii="Times New Roman" w:hAnsi="Times New Roman"/>
+          <w:b/>
           <w:bCs/>
           <w:sz w:val="28"/>
           <w:szCs w:val="28"/>
@@ -192,7 +192,7 @@
           <w:sz w:val="28"/>
           <w:szCs w:val="28"/>
         </w:rPr>
-        <w:t xml:space="preserve">}.  </w:t>
+        <w:t>} с {</w:t>
       </w:r>
       <w:r>
         <w:rPr>
@@ -201,15 +201,15 @@
           <w:szCs w:val="28"/>
           <w:lang w:val="en-US"/>
         </w:rPr>
-        <w:t>C</w:t>
-      </w:r>
-      <w:r>
-        <w:rPr>
-          <w:rFonts w:cs="Times New Roman" w:ascii="Times New Roman" w:hAnsi="Times New Roman"/>
-          <w:sz w:val="28"/>
-          <w:szCs w:val="28"/>
-        </w:rPr>
-        <w:t xml:space="preserve"> {</w:t>
+        <w:t>starthours</w:t>
+      </w:r>
+      <w:r>
+        <w:rPr>
+          <w:rFonts w:cs="Times New Roman" w:ascii="Times New Roman" w:hAnsi="Times New Roman"/>
+          <w:sz w:val="28"/>
+          <w:szCs w:val="28"/>
+        </w:rPr>
+        <w:t>} час. {</w:t>
       </w:r>
       <w:r>
         <w:rPr>
@@ -218,7 +218,24 @@
           <w:szCs w:val="28"/>
           <w:lang w:val="en-US"/>
         </w:rPr>
-        <w:t>starthours</w:t>
+        <w:t>startmin</w:t>
+      </w:r>
+      <w:r>
+        <w:rPr>
+          <w:rFonts w:cs="Times New Roman" w:ascii="Times New Roman" w:hAnsi="Times New Roman"/>
+          <w:sz w:val="28"/>
+          <w:szCs w:val="28"/>
+        </w:rPr>
+        <w:t>} мин. до {</w:t>
+      </w:r>
+      <w:r>
+        <w:rPr>
+          <w:rFonts w:cs="Times New Roman" w:ascii="Times New Roman" w:hAnsi="Times New Roman"/>
+          <w:sz w:val="28"/>
+          <w:szCs w:val="28"/>
+          <w:lang w:val="en-US"/>
+        </w:rPr>
+        <w:t>endhours</w:t>
       </w:r>
       <w:r>
         <w:rPr>
@@ -235,40 +252,6 @@
           <w:szCs w:val="28"/>
           <w:lang w:val="en-US"/>
         </w:rPr>
-        <w:t>startmin</w:t>
-      </w:r>
-      <w:r>
-        <w:rPr>
-          <w:rFonts w:cs="Times New Roman" w:ascii="Times New Roman" w:hAnsi="Times New Roman"/>
-          <w:sz w:val="28"/>
-          <w:szCs w:val="28"/>
-        </w:rPr>
-        <w:t>} мин до {</w:t>
-      </w:r>
-      <w:r>
-        <w:rPr>
-          <w:rFonts w:cs="Times New Roman" w:ascii="Times New Roman" w:hAnsi="Times New Roman"/>
-          <w:sz w:val="28"/>
-          <w:szCs w:val="28"/>
-          <w:lang w:val="en-US"/>
-        </w:rPr>
-        <w:t>endhours</w:t>
-      </w:r>
-      <w:r>
-        <w:rPr>
-          <w:rFonts w:cs="Times New Roman" w:ascii="Times New Roman" w:hAnsi="Times New Roman"/>
-          <w:sz w:val="28"/>
-          <w:szCs w:val="28"/>
-        </w:rPr>
-        <w:t>} час. {</w:t>
-      </w:r>
-      <w:r>
-        <w:rPr>
-          <w:rFonts w:cs="Times New Roman" w:ascii="Times New Roman" w:hAnsi="Times New Roman"/>
-          <w:sz w:val="28"/>
-          <w:szCs w:val="28"/>
-          <w:lang w:val="en-US"/>
-        </w:rPr>
         <w:t>endmin</w:t>
       </w:r>
       <w:r>
@@ -283,62 +266,61 @@
     <w:p>
       <w:pPr>
         <w:pStyle w:val="Normal"/>
-        <w:spacing w:before="120" w:after="200"/>
-        <w:jc w:val="both"/>
-        <w:rPr>
-          <w:rFonts w:ascii="Times New Roman" w:hAnsi="Times New Roman" w:cs="Times New Roman"/>
-          <w:sz w:val="28"/>
-          <w:szCs w:val="28"/>
-        </w:rPr>
-      </w:pPr>
-      <w:r>
-        <w:rPr>
-          <w:rFonts w:cs="Times New Roman" w:ascii="Times New Roman" w:hAnsi="Times New Roman"/>
-          <w:sz w:val="28"/>
-          <w:szCs w:val="28"/>
-        </w:rPr>
-        <w:t xml:space="preserve">Комиссия в составе: </w:t>
-      </w:r>
-    </w:p>
-    <w:p>
-      <w:pPr>
-        <w:pStyle w:val="Normal"/>
-        <w:jc w:val="both"/>
-        <w:rPr>
-          <w:rFonts w:ascii="Times New Roman" w:hAnsi="Times New Roman" w:cs="Times New Roman"/>
-          <w:sz w:val="28"/>
-          <w:szCs w:val="28"/>
-        </w:rPr>
-      </w:pPr>
-      <w:r>
-        <w:rPr>
-          <w:rFonts w:cs="Times New Roman" w:ascii="Times New Roman" w:hAnsi="Times New Roman"/>
-          <w:sz w:val="28"/>
-          <w:szCs w:val="28"/>
-        </w:rPr>
-        <w:t>Председатель –  {chairman}</w:t>
-      </w:r>
-    </w:p>
-    <w:p>
-      <w:pPr>
-        <w:pStyle w:val="Normal"/>
-        <w:spacing w:lineRule="auto" w:line="240" w:before="0" w:after="0"/>
-        <w:jc w:val="both"/>
-        <w:rPr>
-          <w:rFonts w:ascii="Times New Roman" w:hAnsi="Times New Roman" w:cs="Times New Roman"/>
-          <w:sz w:val="28"/>
-          <w:szCs w:val="28"/>
-        </w:rPr>
-      </w:pPr>
-      <w:r>
-        <w:rPr>
-          <w:rFonts w:cs="Times New Roman" w:ascii="Times New Roman" w:hAnsi="Times New Roman"/>
-          <w:sz w:val="28"/>
-          <w:szCs w:val="28"/>
-        </w:rPr>
-        <w:t>Члены комиссии:</w:t>
-        <w:tab/>
-        <w:t>{#members}</w:t>
+        <w:spacing w:lineRule="auto" w:line="240" w:before="120" w:after="0"/>
+        <w:jc w:val="both"/>
+        <w:rPr>
+          <w:rFonts w:ascii="Times New Roman" w:hAnsi="Times New Roman" w:cs="Times New Roman"/>
+          <w:sz w:val="28"/>
+          <w:szCs w:val="28"/>
+        </w:rPr>
+      </w:pPr>
+      <w:r>
+        <w:rPr>
+          <w:rFonts w:cs="Times New Roman" w:ascii="Times New Roman" w:hAnsi="Times New Roman"/>
+          <w:sz w:val="28"/>
+          <w:szCs w:val="28"/>
+        </w:rPr>
+        <w:t>Комиссия в составе:</w:t>
+      </w:r>
+    </w:p>
+    <w:p>
+      <w:pPr>
+        <w:pStyle w:val="Normal"/>
+        <w:spacing w:lineRule="auto" w:line="240" w:before="0" w:after="0"/>
+        <w:jc w:val="both"/>
+        <w:rPr>
+          <w:rFonts w:ascii="Times New Roman" w:hAnsi="Times New Roman" w:cs="Times New Roman"/>
+          <w:sz w:val="28"/>
+          <w:szCs w:val="28"/>
+        </w:rPr>
+      </w:pPr>
+      <w:r>
+        <w:rPr>
+          <w:rFonts w:cs="Times New Roman" w:ascii="Times New Roman" w:hAnsi="Times New Roman"/>
+          <w:sz w:val="28"/>
+          <w:szCs w:val="28"/>
+        </w:rPr>
+        <w:t>Председатель  –   {chairman}</w:t>
+      </w:r>
+    </w:p>
+    <w:p>
+      <w:pPr>
+        <w:pStyle w:val="Normal"/>
+        <w:spacing w:lineRule="auto" w:line="240" w:before="0" w:after="0"/>
+        <w:jc w:val="both"/>
+        <w:rPr>
+          <w:rFonts w:ascii="Times New Roman" w:hAnsi="Times New Roman" w:cs="Times New Roman"/>
+          <w:sz w:val="28"/>
+          <w:szCs w:val="28"/>
+        </w:rPr>
+      </w:pPr>
+      <w:r>
+        <w:rPr>
+          <w:rFonts w:cs="Times New Roman" w:ascii="Times New Roman" w:hAnsi="Times New Roman"/>
+          <w:sz w:val="28"/>
+          <w:szCs w:val="28"/>
+        </w:rPr>
+        <w:t>Члены комиссии: {#members}</w:t>
       </w:r>
     </w:p>
     <w:p>
@@ -349,7 +331,7 @@
           <w:numId w:val="1"/>
         </w:numPr>
         <w:spacing w:lineRule="auto" w:line="240" w:before="0" w:after="0"/>
-        <w:ind w:left="1416" w:firstLine="708"/>
+        <w:ind w:left="720" w:firstLine="981"/>
         <w:contextualSpacing/>
         <w:jc w:val="both"/>
         <w:rPr>
@@ -384,7 +366,7 @@
           <w:sz w:val="28"/>
           <w:szCs w:val="28"/>
         </w:rPr>
-        <w:t>Секретарь       –  {</w:t>
+        <w:t>Секретарь        –   {</w:t>
       </w:r>
       <w:r>
         <w:rPr>
@@ -401,7 +383,7 @@
           <w:sz w:val="28"/>
           <w:szCs w:val="28"/>
         </w:rPr>
-        <w:t xml:space="preserve">}    </w:t>
+        <w:t xml:space="preserve">} </w:t>
       </w:r>
     </w:p>
     <w:p>
@@ -421,13 +403,30 @@
           <w:sz w:val="28"/>
           <w:szCs w:val="28"/>
         </w:rPr>
-        <w:t>рассмотрели итоговую аттестационную работу слушателя</w:t>
+        <w:t>рассмотрели итоговую аттестационную работу слушателя:</w:t>
+      </w:r>
+    </w:p>
+    <w:p>
+      <w:pPr>
+        <w:pStyle w:val="Normal"/>
+        <w:spacing w:lineRule="auto" w:line="240" w:before="120" w:after="0"/>
+        <w:jc w:val="both"/>
+        <w:rPr>
+          <w:sz w:val="12"/>
+          <w:szCs w:val="12"/>
+        </w:rPr>
+      </w:pPr>
+      <w:r>
+        <w:rPr>
+          <w:sz w:val="12"/>
+          <w:szCs w:val="12"/>
+        </w:rPr>
       </w:r>
     </w:p>
     <w:tbl>
       <w:tblPr>
         <w:tblStyle w:val="a4"/>
-        <w:tblW w:w="9355" w:type="dxa"/>
+        <w:tblW w:w="9571" w:type="dxa"/>
         <w:jc w:val="left"/>
         <w:tblInd w:w="0" w:type="dxa"/>
         <w:tblLayout w:type="fixed"/>
@@ -440,13 +439,13 @@
         <w:tblLook w:val="04a0" w:noHBand="0" w:noVBand="1" w:firstColumn="1" w:lastRow="0" w:lastColumn="0" w:firstRow="1"/>
       </w:tblPr>
       <w:tblGrid>
-        <w:gridCol w:w="9355"/>
+        <w:gridCol w:w="9571"/>
       </w:tblGrid>
       <w:tr>
         <w:trPr/>
         <w:tc>
           <w:tcPr>
-            <w:tcW w:w="9355" w:type="dxa"/>
+            <w:tcW w:w="9571" w:type="dxa"/>
             <w:tcBorders>
               <w:top w:val="nil"/>
               <w:left w:val="nil"/>
@@ -456,7 +455,8 @@
           <w:p>
             <w:pPr>
               <w:pStyle w:val="Normal"/>
-              <w:widowControl/>
+              <w:widowControl w:val="false"/>
+              <w:suppressAutoHyphens w:val="true"/>
               <w:spacing w:lineRule="auto" w:line="240" w:before="0" w:after="0"/>
               <w:jc w:val="center"/>
               <w:rPr>
@@ -502,7 +502,7 @@
         <w:trPr/>
         <w:tc>
           <w:tcPr>
-            <w:tcW w:w="9355" w:type="dxa"/>
+            <w:tcW w:w="9571" w:type="dxa"/>
             <w:tcBorders>
               <w:left w:val="nil"/>
               <w:bottom w:val="nil"/>
@@ -512,7 +512,8 @@
           <w:p>
             <w:pPr>
               <w:pStyle w:val="Normal"/>
-              <w:widowControl/>
+              <w:widowControl w:val="false"/>
+              <w:suppressAutoHyphens w:val="true"/>
               <w:spacing w:lineRule="auto" w:line="240" w:before="0" w:after="0"/>
               <w:jc w:val="center"/>
               <w:rPr>
@@ -541,7 +542,25 @@
       <w:pPr>
         <w:pStyle w:val="Normal"/>
         <w:spacing w:lineRule="auto" w:line="240" w:before="0" w:after="0"/>
-        <w:jc w:val="both"/>
+        <w:jc w:val="center"/>
+        <w:rPr/>
+      </w:pPr>
+      <w:r>
+        <w:rPr>
+          <w:rFonts w:cs="Times New Roman" w:ascii="Times New Roman" w:hAnsi="Times New Roman"/>
+          <w:sz w:val="28"/>
+          <w:szCs w:val="28"/>
+        </w:rPr>
+        <w:t>обучающегося по программе профессиональной переподготовки:</w:t>
+      </w:r>
+    </w:p>
+    <w:p>
+      <w:pPr>
+        <w:pStyle w:val="Normal"/>
+        <w:widowControl w:val="false"/>
+        <w:suppressAutoHyphens w:val="true"/>
+        <w:spacing w:lineRule="auto" w:line="240" w:before="0" w:after="0"/>
+        <w:jc w:val="center"/>
         <w:rPr>
           <w:rFonts w:ascii="Times New Roman" w:hAnsi="Times New Roman" w:cs="Times New Roman"/>
           <w:sz w:val="28"/>
@@ -551,17 +570,458 @@
       </w:pPr>
       <w:r>
         <w:rPr>
-          <w:rFonts w:cs="Times New Roman" w:ascii="Times New Roman" w:hAnsi="Times New Roman"/>
-          <w:sz w:val="28"/>
-          <w:szCs w:val="28"/>
-        </w:rPr>
-        <w:t xml:space="preserve">обучающегося по программе профессиональной переподготовки </w:t>
+          <w:rFonts w:eastAsia="Calibri" w:cs="Times New Roman" w:ascii="Times New Roman" w:hAnsi="Times New Roman"/>
+          <w:kern w:val="0"/>
+          <w:sz w:val="28"/>
+          <w:szCs w:val="28"/>
+          <w:u w:val="single"/>
+          <w:lang w:val="ru-RU" w:eastAsia="en-US" w:bidi="ar-SA"/>
+        </w:rPr>
+        <w:t>{direction}</w:t>
+      </w:r>
+    </w:p>
+    <w:p>
+      <w:pPr>
+        <w:pStyle w:val="Normal"/>
+        <w:widowControl w:val="false"/>
+        <w:suppressAutoHyphens w:val="true"/>
+        <w:spacing w:lineRule="auto" w:line="240" w:before="0" w:after="0"/>
+        <w:jc w:val="center"/>
+        <w:rPr>
+          <w:sz w:val="12"/>
+          <w:szCs w:val="12"/>
+        </w:rPr>
+      </w:pPr>
+      <w:r>
+        <w:rPr>
+          <w:sz w:val="12"/>
+          <w:szCs w:val="12"/>
+        </w:rPr>
+      </w:r>
+    </w:p>
+    <w:p>
+      <w:pPr>
+        <w:pStyle w:val="Normal"/>
+        <w:spacing w:lineRule="auto" w:line="240" w:before="0" w:after="0"/>
+        <w:jc w:val="both"/>
+        <w:rPr>
+          <w:rFonts w:ascii="Times New Roman" w:hAnsi="Times New Roman" w:cs="Times New Roman"/>
+          <w:sz w:val="28"/>
+          <w:szCs w:val="28"/>
+        </w:rPr>
+      </w:pPr>
+      <w:r>
+        <w:rPr>
+          <w:rFonts w:cs="Times New Roman" w:ascii="Times New Roman" w:hAnsi="Times New Roman"/>
+          <w:sz w:val="28"/>
+          <w:szCs w:val="28"/>
+        </w:rPr>
+        <w:t xml:space="preserve">в форме </w:t>
+      </w:r>
+      <w:r>
+        <w:rPr>
+          <w:rFonts w:cs="Times New Roman" w:ascii="Times New Roman" w:hAnsi="Times New Roman"/>
+          <w:sz w:val="28"/>
+          <w:szCs w:val="28"/>
+          <w:u w:val="single"/>
+        </w:rPr>
+        <w:t>публичной защиты итогового проекта (создание программы пригодной для практического применения)</w:t>
+      </w:r>
+    </w:p>
+    <w:p>
+      <w:pPr>
+        <w:pStyle w:val="Normal"/>
+        <w:spacing w:lineRule="auto" w:line="240" w:before="0" w:after="0"/>
+        <w:jc w:val="both"/>
+        <w:rPr>
+          <w:rFonts w:ascii="Times New Roman" w:hAnsi="Times New Roman" w:cs="Times New Roman"/>
+          <w:sz w:val="28"/>
+          <w:szCs w:val="28"/>
+          <w:u w:val="single"/>
+        </w:rPr>
+      </w:pPr>
+      <w:r>
+        <w:rPr>
+          <w:rFonts w:cs="Times New Roman" w:ascii="Times New Roman" w:hAnsi="Times New Roman"/>
+          <w:sz w:val="28"/>
+          <w:szCs w:val="28"/>
+        </w:rPr>
+        <w:t xml:space="preserve">на тему: </w:t>
+      </w:r>
+      <w:r>
+        <w:rPr>
+          <w:rFonts w:cs="Times New Roman" w:ascii="Times New Roman" w:hAnsi="Times New Roman"/>
+          <w:sz w:val="28"/>
+          <w:szCs w:val="28"/>
+          <w:u w:val="single"/>
+        </w:rPr>
+        <w:t>{</w:t>
+      </w:r>
+      <w:r>
+        <w:rPr>
+          <w:rFonts w:cs="Times New Roman" w:ascii="Times New Roman" w:hAnsi="Times New Roman"/>
+          <w:sz w:val="28"/>
+          <w:szCs w:val="28"/>
+          <w:u w:val="single"/>
+          <w:lang w:val="en-US"/>
+        </w:rPr>
+        <w:t>Title</w:t>
+      </w:r>
+      <w:r>
+        <w:rPr>
+          <w:rFonts w:cs="Times New Roman" w:ascii="Times New Roman" w:hAnsi="Times New Roman"/>
+          <w:sz w:val="28"/>
+          <w:szCs w:val="28"/>
+          <w:u w:val="single"/>
+        </w:rPr>
+        <w:t>}</w:t>
+      </w:r>
+    </w:p>
+    <w:p>
+      <w:pPr>
+        <w:pStyle w:val="Normal"/>
+        <w:spacing w:lineRule="auto" w:line="240" w:before="0" w:after="0"/>
+        <w:jc w:val="both"/>
+        <w:rPr>
+          <w:rFonts w:ascii="Times New Roman" w:hAnsi="Times New Roman" w:cs="Times New Roman"/>
+          <w:sz w:val="28"/>
+          <w:szCs w:val="28"/>
+        </w:rPr>
+      </w:pPr>
+      <w:r>
+        <w:rPr>
+          <w:rFonts w:cs="Times New Roman" w:ascii="Times New Roman" w:hAnsi="Times New Roman"/>
+          <w:sz w:val="28"/>
+          <w:szCs w:val="28"/>
+        </w:rPr>
+        <w:t>Руководитель итоговой аттестационной работы {</w:t>
+      </w:r>
+      <w:r>
+        <w:rPr>
+          <w:rFonts w:cs="Times New Roman" w:ascii="Times New Roman" w:hAnsi="Times New Roman"/>
+          <w:sz w:val="28"/>
+          <w:szCs w:val="28"/>
+          <w:lang w:val="en-US"/>
+        </w:rPr>
+        <w:t>supervisor</w:t>
+      </w:r>
+      <w:r>
+        <w:rPr>
+          <w:rFonts w:cs="Times New Roman" w:ascii="Times New Roman" w:hAnsi="Times New Roman"/>
+          <w:sz w:val="28"/>
+          <w:szCs w:val="28"/>
+        </w:rPr>
+        <w:t>}</w:t>
+      </w:r>
+    </w:p>
+    <w:p>
+      <w:pPr>
+        <w:pStyle w:val="Normal"/>
+        <w:spacing w:lineRule="auto" w:line="240" w:before="0" w:after="0"/>
+        <w:jc w:val="both"/>
+        <w:rPr>
+          <w:rFonts w:ascii="Times New Roman" w:hAnsi="Times New Roman" w:cs="Times New Roman"/>
+          <w:sz w:val="28"/>
+          <w:szCs w:val="28"/>
+        </w:rPr>
+      </w:pPr>
+      <w:r>
+        <w:rPr>
+          <w:rFonts w:cs="Times New Roman" w:ascii="Times New Roman" w:hAnsi="Times New Roman"/>
+          <w:sz w:val="28"/>
+          <w:szCs w:val="28"/>
+        </w:rPr>
+        <w:t xml:space="preserve">Консультанты: </w:t>
+      </w:r>
+      <w:r>
+        <w:rPr>
+          <w:rFonts w:cs="Times New Roman" w:ascii="Times New Roman" w:hAnsi="Times New Roman"/>
+          <w:sz w:val="28"/>
+          <w:szCs w:val="28"/>
+          <w:u w:val="single"/>
+        </w:rPr>
+        <w:t>нет</w:t>
+      </w:r>
+    </w:p>
+    <w:p>
+      <w:pPr>
+        <w:pStyle w:val="Normal"/>
+        <w:spacing w:lineRule="auto" w:line="240" w:before="0" w:after="0"/>
+        <w:jc w:val="both"/>
+        <w:rPr>
+          <w:sz w:val="12"/>
+          <w:szCs w:val="12"/>
+        </w:rPr>
+      </w:pPr>
+      <w:r>
+        <w:rPr>
+          <w:sz w:val="12"/>
+          <w:szCs w:val="12"/>
+        </w:rPr>
+      </w:r>
+    </w:p>
+    <w:p>
+      <w:pPr>
+        <w:pStyle w:val="Normal"/>
+        <w:spacing w:lineRule="auto" w:line="240" w:before="0" w:after="0"/>
+        <w:jc w:val="both"/>
+        <w:rPr>
+          <w:rFonts w:ascii="Times New Roman" w:hAnsi="Times New Roman" w:cs="Times New Roman"/>
+          <w:sz w:val="28"/>
+          <w:szCs w:val="28"/>
+        </w:rPr>
+      </w:pPr>
+      <w:r>
+        <w:rPr>
+          <w:rFonts w:cs="Times New Roman" w:ascii="Times New Roman" w:hAnsi="Times New Roman"/>
+          <w:sz w:val="28"/>
+          <w:szCs w:val="28"/>
+        </w:rPr>
+        <w:t>В итоговую аттестационную комиссию представлены следующие материалы:</w:t>
+      </w:r>
+    </w:p>
+    <w:p>
+      <w:pPr>
+        <w:pStyle w:val="Normal"/>
+        <w:spacing w:lineRule="auto" w:line="240" w:before="0" w:after="0"/>
+        <w:jc w:val="both"/>
+        <w:rPr>
+          <w:rFonts w:ascii="Times New Roman" w:hAnsi="Times New Roman" w:cs="Times New Roman"/>
+          <w:sz w:val="28"/>
+          <w:szCs w:val="28"/>
+        </w:rPr>
+      </w:pPr>
+      <w:r>
+        <w:rPr>
+          <w:rFonts w:cs="Times New Roman" w:ascii="Times New Roman" w:hAnsi="Times New Roman"/>
+          <w:sz w:val="28"/>
+          <w:szCs w:val="28"/>
+        </w:rPr>
+        <w:t>1. Итоговая аттестационная работа, презентационные (графические) материалы.</w:t>
+      </w:r>
+    </w:p>
+    <w:p>
+      <w:pPr>
+        <w:pStyle w:val="Normal"/>
+        <w:spacing w:lineRule="auto" w:line="240" w:before="0" w:after="0"/>
+        <w:rPr>
+          <w:rFonts w:ascii="Times New Roman" w:hAnsi="Times New Roman" w:cs="Times New Roman"/>
+          <w:sz w:val="28"/>
+          <w:szCs w:val="28"/>
+        </w:rPr>
+      </w:pPr>
+      <w:r>
+        <w:rPr>
+          <w:rFonts w:cs="Times New Roman" w:ascii="Times New Roman" w:hAnsi="Times New Roman"/>
+          <w:sz w:val="28"/>
+          <w:szCs w:val="28"/>
+        </w:rPr>
+        <w:t>2. Справка о выполнении слушателем учебного плана:</w:t>
+      </w:r>
+    </w:p>
+    <w:p>
+      <w:pPr>
+        <w:pStyle w:val="Normal"/>
+        <w:spacing w:lineRule="auto" w:line="240" w:before="0" w:after="0"/>
+        <w:rPr>
+          <w:rFonts w:ascii="Times New Roman" w:hAnsi="Times New Roman" w:cs="Times New Roman"/>
+          <w:sz w:val="28"/>
+          <w:szCs w:val="28"/>
+        </w:rPr>
+      </w:pPr>
+      <w:r>
+        <w:rPr>
+          <w:rFonts w:cs="Times New Roman" w:ascii="Times New Roman" w:hAnsi="Times New Roman"/>
+          <w:sz w:val="28"/>
+          <w:szCs w:val="28"/>
+        </w:rPr>
+        <w:t>Средняя оценка сдачи экзаменов по дисциплинам, вносимым в приложение к диплому</w:t>
+      </w:r>
+    </w:p>
+    <w:p>
+      <w:pPr>
+        <w:pStyle w:val="Normal"/>
+        <w:spacing w:lineRule="auto" w:line="240" w:before="0" w:after="0"/>
+        <w:rPr>
+          <w:sz w:val="12"/>
+          <w:szCs w:val="12"/>
+        </w:rPr>
+      </w:pPr>
+      <w:r>
+        <w:rPr>
+          <w:sz w:val="12"/>
+          <w:szCs w:val="12"/>
+        </w:rPr>
+      </w:r>
+    </w:p>
+    <w:p>
+      <w:pPr>
+        <w:pStyle w:val="Normal"/>
+        <w:spacing w:lineRule="auto" w:line="240" w:before="0" w:after="0"/>
+        <w:jc w:val="both"/>
+        <w:rPr/>
+      </w:pPr>
+      <w:r>
+        <w:rPr>
+          <w:rFonts w:cs="Times New Roman" w:ascii="Times New Roman" w:hAnsi="Times New Roman"/>
+          <w:sz w:val="28"/>
+          <w:szCs w:val="28"/>
+        </w:rPr>
+        <w:t>После сообщения слушателя о выполненной итоговой аттестационной работы в течение 5 минут ему были заданы следующие вопросы:</w:t>
+      </w:r>
+    </w:p>
+    <w:p>
+      <w:pPr>
+        <w:pStyle w:val="Normal"/>
+        <w:spacing w:lineRule="auto" w:line="240" w:before="0" w:after="0"/>
+        <w:jc w:val="both"/>
+        <w:rPr/>
+      </w:pPr>
+      <w:r>
+        <w:rPr>
+          <w:rFonts w:cs="Times New Roman" w:ascii="Times New Roman" w:hAnsi="Times New Roman"/>
+          <w:sz w:val="28"/>
+          <w:szCs w:val="28"/>
+        </w:rPr>
+        <w:t>1){</w:t>
+      </w:r>
+      <w:r>
+        <w:rPr>
+          <w:rFonts w:eastAsia="Calibri" w:cs="Times New Roman" w:ascii="Times New Roman" w:hAnsi="Times New Roman"/>
+          <w:kern w:val="0"/>
+          <w:sz w:val="28"/>
+          <w:szCs w:val="28"/>
+          <w:lang w:val="ru-RU" w:eastAsia="en-US" w:bidi="ar-SA"/>
+        </w:rPr>
+        <w:t>question1</w:t>
+      </w:r>
+      <w:r>
+        <w:rPr>
+          <w:rFonts w:eastAsia="Calibri" w:cs="Times New Roman" w:ascii="Times New Roman" w:hAnsi="Times New Roman"/>
+          <w:kern w:val="0"/>
+          <w:sz w:val="28"/>
+          <w:szCs w:val="28"/>
+          <w:lang w:val="en-US" w:eastAsia="en-US" w:bidi="ar-SA"/>
+        </w:rPr>
+        <w:t>}</w:t>
+      </w:r>
+    </w:p>
+    <w:p>
+      <w:pPr>
+        <w:pStyle w:val="Normal"/>
+        <w:spacing w:lineRule="auto" w:line="240" w:before="0" w:after="0"/>
+        <w:jc w:val="both"/>
+        <w:rPr/>
+      </w:pPr>
+      <w:r>
+        <w:rPr>
+          <w:rFonts w:cs="Times New Roman" w:ascii="Times New Roman" w:hAnsi="Times New Roman"/>
+          <w:sz w:val="28"/>
+          <w:szCs w:val="28"/>
+        </w:rPr>
+        <w:t>2){</w:t>
+      </w:r>
+      <w:r>
+        <w:rPr>
+          <w:rFonts w:eastAsia="Calibri" w:cs="Times New Roman" w:ascii="Times New Roman" w:hAnsi="Times New Roman"/>
+          <w:kern w:val="0"/>
+          <w:sz w:val="28"/>
+          <w:szCs w:val="28"/>
+          <w:lang w:val="ru-RU" w:eastAsia="en-US" w:bidi="ar-SA"/>
+        </w:rPr>
+        <w:t>question2</w:t>
+      </w:r>
+      <w:r>
+        <w:rPr>
+          <w:rFonts w:eastAsia="Calibri" w:cs="Times New Roman" w:ascii="Times New Roman" w:hAnsi="Times New Roman"/>
+          <w:kern w:val="0"/>
+          <w:sz w:val="28"/>
+          <w:szCs w:val="28"/>
+          <w:lang w:val="en-US" w:eastAsia="en-US" w:bidi="ar-SA"/>
+        </w:rPr>
+        <w:t>}</w:t>
+      </w:r>
+      <w:r>
+        <w:br w:type="page"/>
+      </w:r>
+    </w:p>
+    <w:p>
+      <w:pPr>
+        <w:pStyle w:val="Normal"/>
+        <w:spacing w:lineRule="auto" w:line="240" w:before="0" w:after="0"/>
+        <w:jc w:val="both"/>
+        <w:rPr/>
+      </w:pPr>
+      <w:r>
+        <w:rPr>
+          <w:rFonts w:cs="Times New Roman" w:ascii="Times New Roman" w:hAnsi="Times New Roman"/>
+          <w:sz w:val="28"/>
+          <w:szCs w:val="28"/>
+        </w:rPr>
+        <w:t>Постановили:</w:t>
+      </w:r>
+    </w:p>
+    <w:p>
+      <w:pPr>
+        <w:pStyle w:val="Normal"/>
+        <w:spacing w:lineRule="auto" w:line="240" w:before="0" w:after="0"/>
+        <w:jc w:val="both"/>
+        <w:rPr>
+          <w:rFonts w:ascii="Times New Roman" w:hAnsi="Times New Roman" w:cs="Times New Roman"/>
+          <w:sz w:val="28"/>
+          <w:szCs w:val="28"/>
+        </w:rPr>
+      </w:pPr>
+      <w:r>
+        <w:rPr>
+          <w:rFonts w:cs="Times New Roman" w:ascii="Times New Roman" w:hAnsi="Times New Roman"/>
+          <w:sz w:val="28"/>
+          <w:szCs w:val="28"/>
+        </w:rPr>
+        <w:t>1. Признать, что {</w:t>
+      </w:r>
+      <w:r>
+        <w:rPr>
+          <w:rFonts w:cs="Times New Roman" w:ascii="Times New Roman" w:hAnsi="Times New Roman"/>
+          <w:sz w:val="28"/>
+          <w:szCs w:val="28"/>
+          <w:lang w:val="en-US"/>
+        </w:rPr>
+        <w:t>student</w:t>
+      </w:r>
+      <w:r>
+        <w:rPr>
+          <w:rFonts w:cs="Times New Roman" w:ascii="Times New Roman" w:hAnsi="Times New Roman"/>
+          <w:sz w:val="28"/>
+          <w:szCs w:val="28"/>
+        </w:rPr>
+        <w:t>}</w:t>
+      </w:r>
+    </w:p>
+    <w:p>
+      <w:pPr>
+        <w:pStyle w:val="Normal"/>
+        <w:spacing w:lineRule="auto" w:line="240" w:before="0" w:after="0"/>
+        <w:jc w:val="both"/>
+        <w:rPr>
+          <w:rFonts w:ascii="Times New Roman" w:hAnsi="Times New Roman" w:cs="Times New Roman"/>
+          <w:sz w:val="28"/>
+          <w:szCs w:val="28"/>
+        </w:rPr>
+      </w:pPr>
+      <w:r>
+        <w:rPr>
+          <w:rFonts w:cs="Times New Roman" w:ascii="Times New Roman" w:hAnsi="Times New Roman"/>
+          <w:sz w:val="28"/>
+          <w:szCs w:val="28"/>
+        </w:rPr>
+        <w:t xml:space="preserve">выполнил(а) и защитил(а) итоговую аттестационную работу с оценкой </w:t>
       </w:r>
     </w:p>
     <w:tbl>
       <w:tblPr>
         <w:tblStyle w:val="a4"/>
-        <w:tblW w:w="9345" w:type="dxa"/>
+        <w:tblW w:w="9571" w:type="dxa"/>
         <w:jc w:val="left"/>
         <w:tblInd w:w="0" w:type="dxa"/>
         <w:tblLayout w:type="fixed"/>
@@ -574,13 +1034,13 @@
         <w:tblLook w:val="04a0" w:noHBand="0" w:noVBand="1" w:firstColumn="1" w:lastRow="0" w:lastColumn="0" w:firstRow="1"/>
       </w:tblPr>
       <w:tblGrid>
-        <w:gridCol w:w="9345"/>
+        <w:gridCol w:w="9571"/>
       </w:tblGrid>
       <w:tr>
         <w:trPr/>
         <w:tc>
           <w:tcPr>
-            <w:tcW w:w="9345" w:type="dxa"/>
+            <w:tcW w:w="9571" w:type="dxa"/>
             <w:tcBorders>
               <w:top w:val="nil"/>
               <w:left w:val="nil"/>
@@ -590,579 +1050,8 @@
           <w:p>
             <w:pPr>
               <w:pStyle w:val="Normal"/>
-              <w:widowControl/>
-              <w:spacing w:lineRule="auto" w:line="240" w:before="0" w:after="0"/>
-              <w:jc w:val="center"/>
-              <w:rPr>
-                <w:rFonts w:ascii="Times New Roman" w:hAnsi="Times New Roman" w:cs="Times New Roman"/>
-                <w:sz w:val="28"/>
-                <w:szCs w:val="28"/>
-                <w:lang w:val="en-US"/>
-              </w:rPr>
-            </w:pPr>
-            <w:r>
-              <w:rPr>
-                <w:rFonts w:eastAsia="Calibri" w:cs="Times New Roman" w:ascii="Times New Roman" w:hAnsi="Times New Roman"/>
-                <w:kern w:val="0"/>
-                <w:sz w:val="28"/>
-                <w:szCs w:val="28"/>
-                <w:lang w:val="ru-RU" w:eastAsia="en-US" w:bidi="ar-SA"/>
-              </w:rPr>
-              <w:t>{direction}</w:t>
-            </w:r>
-          </w:p>
-        </w:tc>
-      </w:tr>
-    </w:tbl>
-    <w:p>
-      <w:pPr>
-        <w:pStyle w:val="Normal"/>
-        <w:spacing w:lineRule="auto" w:line="240" w:before="0" w:after="0"/>
-        <w:jc w:val="both"/>
-        <w:rPr>
-          <w:rFonts w:ascii="Times New Roman" w:hAnsi="Times New Roman" w:cs="Times New Roman"/>
-          <w:sz w:val="28"/>
-          <w:szCs w:val="28"/>
-        </w:rPr>
-      </w:pPr>
-      <w:r>
-        <w:rPr>
-          <w:rFonts w:cs="Times New Roman" w:ascii="Times New Roman" w:hAnsi="Times New Roman"/>
-          <w:sz w:val="28"/>
-          <w:szCs w:val="28"/>
-        </w:rPr>
-        <w:t xml:space="preserve">в форме </w:t>
-      </w:r>
-      <w:r>
-        <w:rPr>
-          <w:rFonts w:cs="Times New Roman" w:ascii="Times New Roman" w:hAnsi="Times New Roman"/>
-          <w:sz w:val="28"/>
-          <w:szCs w:val="28"/>
-          <w:u w:val="single"/>
-        </w:rPr>
-        <w:t>публичной защиты итогового проекта, пригодного для практического использования</w:t>
-      </w:r>
-    </w:p>
-    <w:p>
-      <w:pPr>
-        <w:pStyle w:val="Normal"/>
-        <w:spacing w:lineRule="auto" w:line="240" w:before="0" w:after="0"/>
-        <w:jc w:val="both"/>
-        <w:rPr>
-          <w:rFonts w:ascii="Times New Roman" w:hAnsi="Times New Roman" w:cs="Times New Roman"/>
-          <w:sz w:val="28"/>
-          <w:szCs w:val="28"/>
-        </w:rPr>
-      </w:pPr>
-      <w:r>
-        <w:rPr>
-          <w:rFonts w:cs="Times New Roman" w:ascii="Times New Roman" w:hAnsi="Times New Roman"/>
-          <w:sz w:val="28"/>
-          <w:szCs w:val="28"/>
-        </w:rPr>
-        <w:t xml:space="preserve">на тему: </w:t>
-      </w:r>
-      <w:r>
-        <w:rPr>
-          <w:rFonts w:cs="Times New Roman" w:ascii="Times New Roman" w:hAnsi="Times New Roman"/>
-          <w:sz w:val="28"/>
-          <w:szCs w:val="28"/>
-          <w:u w:val="single"/>
-        </w:rPr>
-        <w:t>{</w:t>
-      </w:r>
-      <w:r>
-        <w:rPr>
-          <w:rFonts w:cs="Times New Roman" w:ascii="Times New Roman" w:hAnsi="Times New Roman"/>
-          <w:sz w:val="28"/>
-          <w:szCs w:val="28"/>
-          <w:u w:val="single"/>
-          <w:lang w:val="en-US"/>
-        </w:rPr>
-        <w:t>Title</w:t>
-      </w:r>
-      <w:r>
-        <w:rPr>
-          <w:rFonts w:cs="Times New Roman" w:ascii="Times New Roman" w:hAnsi="Times New Roman"/>
-          <w:sz w:val="28"/>
-          <w:szCs w:val="28"/>
-          <w:u w:val="single"/>
-        </w:rPr>
-        <w:t>}</w:t>
-      </w:r>
-    </w:p>
-    <w:p>
-      <w:pPr>
-        <w:pStyle w:val="Normal"/>
-        <w:spacing w:lineRule="auto" w:line="240" w:before="0" w:after="0"/>
-        <w:jc w:val="both"/>
-        <w:rPr>
-          <w:rFonts w:ascii="Times New Roman" w:hAnsi="Times New Roman" w:cs="Times New Roman"/>
-          <w:sz w:val="28"/>
-          <w:szCs w:val="28"/>
-        </w:rPr>
-      </w:pPr>
-      <w:r>
-        <w:rPr>
-          <w:rFonts w:cs="Times New Roman" w:ascii="Times New Roman" w:hAnsi="Times New Roman"/>
-          <w:sz w:val="28"/>
-          <w:szCs w:val="28"/>
-        </w:rPr>
-        <w:t>Руководитель итоговой аттестационной работы {</w:t>
-      </w:r>
-      <w:r>
-        <w:rPr>
-          <w:rFonts w:cs="Times New Roman" w:ascii="Times New Roman" w:hAnsi="Times New Roman"/>
-          <w:sz w:val="28"/>
-          <w:szCs w:val="28"/>
-          <w:lang w:val="en-US"/>
-        </w:rPr>
-        <w:t>supervisor</w:t>
-      </w:r>
-      <w:r>
-        <w:rPr>
-          <w:rFonts w:cs="Times New Roman" w:ascii="Times New Roman" w:hAnsi="Times New Roman"/>
-          <w:sz w:val="28"/>
-          <w:szCs w:val="28"/>
-        </w:rPr>
-        <w:t>}</w:t>
-      </w:r>
-    </w:p>
-    <w:p>
-      <w:pPr>
-        <w:pStyle w:val="Normal"/>
-        <w:keepNext w:val="true"/>
-        <w:keepLines/>
-        <w:spacing w:lineRule="auto" w:line="240" w:before="0" w:after="0"/>
-        <w:jc w:val="both"/>
-        <w:rPr>
-          <w:rFonts w:ascii="Times New Roman" w:hAnsi="Times New Roman" w:cs="Times New Roman"/>
-          <w:sz w:val="28"/>
-          <w:szCs w:val="28"/>
-        </w:rPr>
-      </w:pPr>
-      <w:r>
-        <w:rPr>
-          <w:rFonts w:cs="Times New Roman" w:ascii="Times New Roman" w:hAnsi="Times New Roman"/>
-          <w:sz w:val="28"/>
-          <w:szCs w:val="28"/>
-        </w:rPr>
-        <w:t xml:space="preserve">Консультанты: </w:t>
-      </w:r>
-      <w:r>
-        <w:rPr>
-          <w:rFonts w:cs="Times New Roman" w:ascii="Times New Roman" w:hAnsi="Times New Roman"/>
-          <w:sz w:val="28"/>
-          <w:szCs w:val="28"/>
-          <w:u w:val="single"/>
-        </w:rPr>
-        <w:t>нет</w:t>
-      </w:r>
-    </w:p>
-    <w:p>
-      <w:pPr>
-        <w:pStyle w:val="Normal"/>
-        <w:keepNext w:val="true"/>
-        <w:keepLines/>
-        <w:spacing w:lineRule="auto" w:line="240" w:before="0" w:after="0"/>
-        <w:jc w:val="both"/>
-        <w:rPr>
-          <w:rFonts w:ascii="Times New Roman" w:hAnsi="Times New Roman" w:cs="Times New Roman"/>
-          <w:sz w:val="28"/>
-          <w:szCs w:val="28"/>
-        </w:rPr>
-      </w:pPr>
-      <w:r>
-        <w:rPr>
-          <w:rFonts w:cs="Times New Roman" w:ascii="Times New Roman" w:hAnsi="Times New Roman"/>
-          <w:sz w:val="28"/>
-          <w:szCs w:val="28"/>
-        </w:rPr>
-        <w:t>В итоговую аттестационную комиссию представлены следующие материалы:</w:t>
-      </w:r>
-    </w:p>
-    <w:p>
-      <w:pPr>
-        <w:pStyle w:val="Normal"/>
-        <w:keepNext w:val="true"/>
-        <w:keepLines/>
-        <w:spacing w:lineRule="auto" w:line="240" w:before="0" w:after="0"/>
-        <w:jc w:val="both"/>
-        <w:rPr>
-          <w:rFonts w:ascii="Times New Roman" w:hAnsi="Times New Roman" w:cs="Times New Roman"/>
-          <w:sz w:val="28"/>
-          <w:szCs w:val="28"/>
-        </w:rPr>
-      </w:pPr>
-      <w:r>
-        <w:rPr>
-          <w:rFonts w:cs="Times New Roman" w:ascii="Times New Roman" w:hAnsi="Times New Roman"/>
-          <w:sz w:val="28"/>
-          <w:szCs w:val="28"/>
-        </w:rPr>
-        <w:t>1. Итоговая аттестационная работа, презентационные (графические) материалы.</w:t>
-      </w:r>
-    </w:p>
-    <w:p>
-      <w:pPr>
-        <w:pStyle w:val="Normal"/>
-        <w:keepNext w:val="true"/>
-        <w:keepLines/>
-        <w:spacing w:lineRule="auto" w:line="240" w:before="0" w:after="0"/>
-        <w:rPr>
-          <w:rFonts w:ascii="Times New Roman" w:hAnsi="Times New Roman" w:cs="Times New Roman"/>
-          <w:sz w:val="28"/>
-          <w:szCs w:val="28"/>
-        </w:rPr>
-      </w:pPr>
-      <w:r>
-        <w:rPr>
-          <w:rFonts w:cs="Times New Roman" w:ascii="Times New Roman" w:hAnsi="Times New Roman"/>
-          <w:sz w:val="28"/>
-          <w:szCs w:val="28"/>
-        </w:rPr>
-        <w:t>2. Справка о выполнении слушателем учебного плана:</w:t>
-      </w:r>
-    </w:p>
-    <w:p>
-      <w:pPr>
-        <w:pStyle w:val="Normal"/>
-        <w:keepNext w:val="true"/>
-        <w:keepLines/>
-        <w:spacing w:lineRule="auto" w:line="240" w:before="0" w:after="0"/>
-        <w:rPr>
-          <w:rFonts w:ascii="Times New Roman" w:hAnsi="Times New Roman" w:cs="Times New Roman"/>
-          <w:sz w:val="28"/>
-          <w:szCs w:val="28"/>
-        </w:rPr>
-      </w:pPr>
-      <w:r>
-        <w:rPr>
-          <w:rFonts w:cs="Times New Roman" w:ascii="Times New Roman" w:hAnsi="Times New Roman"/>
-          <w:sz w:val="28"/>
-          <w:szCs w:val="28"/>
-        </w:rPr>
-        <w:t>Средняя оценка сдачи экзаменов по дисциплинам, вносимым в приложение к диплому</w:t>
-      </w:r>
-    </w:p>
-    <w:p>
-      <w:pPr>
-        <w:pStyle w:val="Normal"/>
-        <w:keepNext w:val="true"/>
-        <w:keepLines/>
-        <w:spacing w:lineRule="auto" w:line="240" w:before="0" w:after="0"/>
-        <w:rPr>
-          <w:rFonts w:ascii="Times New Roman" w:hAnsi="Times New Roman" w:cs="Times New Roman"/>
-          <w:sz w:val="28"/>
-          <w:szCs w:val="28"/>
-        </w:rPr>
-      </w:pPr>
-      <w:r>
-        <w:rPr>
-          <w:rFonts w:cs="Times New Roman" w:ascii="Times New Roman" w:hAnsi="Times New Roman"/>
-          <w:sz w:val="28"/>
-          <w:szCs w:val="28"/>
-        </w:rPr>
-        <w:t>После сообщения слушателя о выполненной итоговой аттестационной работы в течение 5 минут ему были заданы следующие вопросы</w:t>
-      </w:r>
-    </w:p>
-    <w:p>
-      <w:pPr>
-        <w:pStyle w:val="Normal"/>
-        <w:keepNext w:val="true"/>
-        <w:keepLines/>
-        <w:spacing w:lineRule="auto" w:line="240" w:before="0" w:after="0"/>
-        <w:rPr>
-          <w:rFonts w:ascii="Times New Roman" w:hAnsi="Times New Roman" w:cs="Times New Roman"/>
-          <w:sz w:val="28"/>
-          <w:szCs w:val="28"/>
-        </w:rPr>
-      </w:pPr>
-      <w:r>
-        <w:rPr>
-          <w:rFonts w:cs="Times New Roman" w:ascii="Times New Roman" w:hAnsi="Times New Roman"/>
-          <w:sz w:val="28"/>
-          <w:szCs w:val="28"/>
-        </w:rPr>
-      </w:r>
-    </w:p>
-    <w:tbl>
-      <w:tblPr>
-        <w:tblStyle w:val="a4"/>
-        <w:tblW w:w="9355" w:type="dxa"/>
-        <w:jc w:val="left"/>
-        <w:tblInd w:w="0" w:type="dxa"/>
-        <w:tblLayout w:type="fixed"/>
-        <w:tblCellMar>
-          <w:top w:w="0" w:type="dxa"/>
-          <w:left w:w="108" w:type="dxa"/>
-          <w:bottom w:w="0" w:type="dxa"/>
-          <w:right w:w="108" w:type="dxa"/>
-        </w:tblCellMar>
-        <w:tblLook w:val="04a0" w:noHBand="0" w:noVBand="1" w:firstColumn="1" w:lastRow="0" w:lastColumn="0" w:firstRow="1"/>
-      </w:tblPr>
-      <w:tblGrid>
-        <w:gridCol w:w="9355"/>
-      </w:tblGrid>
-      <w:tr>
-        <w:trPr/>
-        <w:tc>
-          <w:tcPr>
-            <w:tcW w:w="9355" w:type="dxa"/>
-            <w:tcBorders>
-              <w:top w:val="nil"/>
-              <w:left w:val="nil"/>
-              <w:right w:val="nil"/>
-            </w:tcBorders>
-          </w:tcPr>
-          <w:p>
-            <w:pPr>
-              <w:pStyle w:val="Normal"/>
-              <w:widowControl/>
-              <w:spacing w:lineRule="auto" w:line="240" w:before="0" w:after="0"/>
-              <w:jc w:val="left"/>
-              <w:rPr>
-                <w:rFonts w:ascii="Times New Roman" w:hAnsi="Times New Roman" w:cs="Times New Roman"/>
-                <w:sz w:val="28"/>
-                <w:szCs w:val="28"/>
-              </w:rPr>
-            </w:pPr>
-            <w:r>
-              <w:rPr>
-                <w:rFonts w:eastAsia="Calibri" w:cs="Times New Roman" w:ascii="Times New Roman" w:hAnsi="Times New Roman"/>
-                <w:kern w:val="0"/>
-                <w:sz w:val="28"/>
-                <w:szCs w:val="28"/>
-                <w:lang w:val="en-US" w:eastAsia="en-US" w:bidi="ar-SA"/>
-              </w:rPr>
-              <w:t>{</w:t>
-            </w:r>
-            <w:r>
-              <w:rPr>
-                <w:rFonts w:eastAsia="Calibri" w:cs="Times New Roman" w:ascii="Times New Roman" w:hAnsi="Times New Roman"/>
-                <w:kern w:val="0"/>
-                <w:sz w:val="28"/>
-                <w:szCs w:val="28"/>
-                <w:lang w:val="ru-RU" w:eastAsia="en-US" w:bidi="ar-SA"/>
-              </w:rPr>
-              <w:t>question1</w:t>
-            </w:r>
-            <w:r>
-              <w:rPr>
-                <w:rFonts w:eastAsia="Calibri" w:cs="Times New Roman" w:ascii="Times New Roman" w:hAnsi="Times New Roman"/>
-                <w:kern w:val="0"/>
-                <w:sz w:val="28"/>
-                <w:szCs w:val="28"/>
-                <w:lang w:val="en-US" w:eastAsia="en-US" w:bidi="ar-SA"/>
-              </w:rPr>
-              <w:t>}</w:t>
-            </w:r>
-          </w:p>
-        </w:tc>
-      </w:tr>
-      <w:tr>
-        <w:trPr/>
-        <w:tc>
-          <w:tcPr>
-            <w:tcW w:w="9355" w:type="dxa"/>
-            <w:tcBorders>
-              <w:left w:val="nil"/>
-              <w:right w:val="nil"/>
-            </w:tcBorders>
-          </w:tcPr>
-          <w:p>
-            <w:pPr>
-              <w:pStyle w:val="Normal"/>
-              <w:widowControl/>
-              <w:spacing w:lineRule="auto" w:line="240" w:before="0" w:after="0"/>
-              <w:jc w:val="left"/>
-              <w:rPr>
-                <w:rFonts w:ascii="Times New Roman" w:hAnsi="Times New Roman" w:cs="Times New Roman"/>
-                <w:sz w:val="28"/>
-                <w:szCs w:val="28"/>
-              </w:rPr>
-            </w:pPr>
-            <w:r>
-              <w:rPr>
-                <w:rFonts w:eastAsia="Calibri" w:cs="Times New Roman" w:ascii="Times New Roman" w:hAnsi="Times New Roman"/>
-                <w:kern w:val="0"/>
-                <w:sz w:val="28"/>
-                <w:szCs w:val="28"/>
-                <w:lang w:val="en-US" w:eastAsia="en-US" w:bidi="ar-SA"/>
-              </w:rPr>
-              <w:t>{</w:t>
-            </w:r>
-            <w:r>
-              <w:rPr>
-                <w:rFonts w:eastAsia="Calibri" w:cs="Times New Roman" w:ascii="Times New Roman" w:hAnsi="Times New Roman"/>
-                <w:kern w:val="0"/>
-                <w:sz w:val="28"/>
-                <w:szCs w:val="28"/>
-                <w:lang w:val="ru-RU" w:eastAsia="en-US" w:bidi="ar-SA"/>
-              </w:rPr>
-              <w:t>question</w:t>
-            </w:r>
-            <w:r>
-              <w:rPr>
-                <w:rFonts w:eastAsia="Calibri" w:cs="Times New Roman" w:ascii="Times New Roman" w:hAnsi="Times New Roman"/>
-                <w:kern w:val="0"/>
-                <w:sz w:val="28"/>
-                <w:szCs w:val="28"/>
-                <w:lang w:val="en-US" w:eastAsia="en-US" w:bidi="ar-SA"/>
-              </w:rPr>
-              <w:t>2}</w:t>
-            </w:r>
-          </w:p>
-        </w:tc>
-      </w:tr>
-    </w:tbl>
-    <w:p>
-      <w:pPr>
-        <w:pStyle w:val="Normal"/>
-        <w:keepNext w:val="true"/>
-        <w:rPr>
-          <w:rFonts w:ascii="Times New Roman" w:hAnsi="Times New Roman" w:cs="Times New Roman"/>
-          <w:sz w:val="28"/>
-          <w:szCs w:val="28"/>
-        </w:rPr>
-      </w:pPr>
-      <w:r>
-        <w:rPr>
-          <w:rFonts w:cs="Times New Roman" w:ascii="Times New Roman" w:hAnsi="Times New Roman"/>
-          <w:sz w:val="28"/>
-          <w:szCs w:val="28"/>
-        </w:rPr>
-      </w:r>
-    </w:p>
-    <w:p>
-      <w:pPr>
-        <w:pStyle w:val="Normal"/>
-        <w:rPr>
-          <w:rFonts w:ascii="Times New Roman" w:hAnsi="Times New Roman" w:cs="Times New Roman"/>
-          <w:sz w:val="28"/>
-          <w:szCs w:val="28"/>
-        </w:rPr>
-      </w:pPr>
-      <w:r>
-        <w:rPr>
-          <w:rFonts w:cs="Times New Roman" w:ascii="Times New Roman" w:hAnsi="Times New Roman"/>
-          <w:sz w:val="28"/>
-          <w:szCs w:val="28"/>
-        </w:rPr>
-      </w:r>
-      <w:r>
-        <w:br w:type="page"/>
-      </w:r>
-    </w:p>
-    <w:p>
-      <w:pPr>
-        <w:pStyle w:val="Normal"/>
-        <w:keepNext w:val="true"/>
-        <w:rPr>
-          <w:rFonts w:ascii="Times New Roman" w:hAnsi="Times New Roman" w:cs="Times New Roman"/>
-          <w:sz w:val="28"/>
-          <w:szCs w:val="28"/>
-        </w:rPr>
-      </w:pPr>
-      <w:r>
-        <w:rPr>
-          <w:rFonts w:cs="Times New Roman" w:ascii="Times New Roman" w:hAnsi="Times New Roman"/>
-          <w:sz w:val="28"/>
-          <w:szCs w:val="28"/>
-        </w:rPr>
-        <w:t>Постановили:</w:t>
-      </w:r>
-    </w:p>
-    <w:p>
-      <w:pPr>
-        <w:pStyle w:val="Normal"/>
-        <w:spacing w:lineRule="auto" w:line="240" w:before="0" w:after="0"/>
-        <w:jc w:val="both"/>
-        <w:rPr>
-          <w:rFonts w:ascii="Times New Roman" w:hAnsi="Times New Roman" w:cs="Times New Roman"/>
-          <w:sz w:val="28"/>
-          <w:szCs w:val="28"/>
-        </w:rPr>
-      </w:pPr>
-      <w:r>
-        <w:rPr>
-          <w:rFonts w:cs="Times New Roman" w:ascii="Times New Roman" w:hAnsi="Times New Roman"/>
-          <w:sz w:val="28"/>
-          <w:szCs w:val="28"/>
-        </w:rPr>
-        <w:t>1. Признать, что {</w:t>
-      </w:r>
-      <w:r>
-        <w:rPr>
-          <w:rFonts w:cs="Times New Roman" w:ascii="Times New Roman" w:hAnsi="Times New Roman"/>
-          <w:sz w:val="28"/>
-          <w:szCs w:val="28"/>
-          <w:lang w:val="en-US"/>
-        </w:rPr>
-        <w:t>student</w:t>
-      </w:r>
-      <w:r>
-        <w:rPr>
-          <w:rFonts w:cs="Times New Roman" w:ascii="Times New Roman" w:hAnsi="Times New Roman"/>
-          <w:sz w:val="28"/>
-          <w:szCs w:val="28"/>
-        </w:rPr>
-        <w:t>}</w:t>
-      </w:r>
-    </w:p>
-    <w:p>
-      <w:pPr>
-        <w:pStyle w:val="Normal"/>
-        <w:spacing w:lineRule="auto" w:line="240" w:before="0" w:after="0"/>
-        <w:jc w:val="both"/>
-        <w:rPr>
-          <w:rFonts w:ascii="Times New Roman" w:hAnsi="Times New Roman" w:cs="Times New Roman"/>
-          <w:sz w:val="28"/>
-          <w:szCs w:val="28"/>
-        </w:rPr>
-      </w:pPr>
-      <w:r>
-        <w:rPr>
-          <w:rFonts w:cs="Times New Roman" w:ascii="Times New Roman" w:hAnsi="Times New Roman"/>
-          <w:sz w:val="28"/>
-          <w:szCs w:val="28"/>
-        </w:rPr>
-        <w:t xml:space="preserve">выполнил(а) и защитил(а) итоговую аттестационную работу с оценкой </w:t>
-      </w:r>
-    </w:p>
-    <w:tbl>
-      <w:tblPr>
-        <w:tblStyle w:val="a4"/>
-        <w:tblW w:w="9355" w:type="dxa"/>
-        <w:jc w:val="left"/>
-        <w:tblInd w:w="0" w:type="dxa"/>
-        <w:tblLayout w:type="fixed"/>
-        <w:tblCellMar>
-          <w:top w:w="0" w:type="dxa"/>
-          <w:left w:w="108" w:type="dxa"/>
-          <w:bottom w:w="0" w:type="dxa"/>
-          <w:right w:w="108" w:type="dxa"/>
-        </w:tblCellMar>
-        <w:tblLook w:val="04a0" w:noHBand="0" w:noVBand="1" w:firstColumn="1" w:lastRow="0" w:lastColumn="0" w:firstRow="1"/>
-      </w:tblPr>
-      <w:tblGrid>
-        <w:gridCol w:w="9355"/>
-      </w:tblGrid>
-      <w:tr>
-        <w:trPr/>
-        <w:tc>
-          <w:tcPr>
-            <w:tcW w:w="9355" w:type="dxa"/>
-            <w:tcBorders>
-              <w:top w:val="nil"/>
-              <w:left w:val="nil"/>
-              <w:right w:val="nil"/>
-            </w:tcBorders>
-          </w:tcPr>
-          <w:p>
-            <w:pPr>
-              <w:pStyle w:val="Normal"/>
-              <w:widowControl/>
+              <w:widowControl w:val="false"/>
+              <w:suppressAutoHyphens w:val="true"/>
               <w:spacing w:lineRule="auto" w:line="240" w:before="0" w:after="0"/>
               <w:jc w:val="both"/>
               <w:rPr>
@@ -1213,24 +1102,114 @@
           <w:rFonts w:ascii="Times New Roman" w:hAnsi="Times New Roman" w:cs="Times New Roman"/>
           <w:sz w:val="28"/>
           <w:szCs w:val="28"/>
+          <w:vertAlign w:val="superscript"/>
+        </w:rPr>
+      </w:pPr>
+      <w:r>
+        <w:rPr>
+          <w:rFonts w:cs="Times New Roman" w:ascii="Times New Roman" w:hAnsi="Times New Roman"/>
+          <w:sz w:val="28"/>
+          <w:szCs w:val="28"/>
+        </w:rPr>
+        <w:t xml:space="preserve">2. Присвоить </w:t>
+      </w:r>
+      <w:bookmarkStart w:id="0" w:name="_GoBack"/>
+      <w:bookmarkEnd w:id="0"/>
+      <w:r>
+        <w:rPr>
+          <w:rFonts w:cs="Times New Roman" w:ascii="Times New Roman" w:hAnsi="Times New Roman"/>
+          <w:sz w:val="28"/>
+          <w:szCs w:val="28"/>
+          <w:u w:val="single"/>
+        </w:rPr>
+        <w:t>{</w:t>
+      </w:r>
+      <w:r>
+        <w:rPr>
+          <w:rFonts w:cs="Times New Roman" w:ascii="Times New Roman" w:hAnsi="Times New Roman"/>
+          <w:sz w:val="28"/>
+          <w:szCs w:val="28"/>
+          <w:u w:val="single"/>
           <w:lang w:val="en-US"/>
         </w:rPr>
-      </w:pPr>
-      <w:r>
-        <w:rPr>
-          <w:rFonts w:cs="Times New Roman" w:ascii="Times New Roman" w:hAnsi="Times New Roman"/>
-          <w:sz w:val="28"/>
-          <w:szCs w:val="28"/>
-        </w:rPr>
-        <w:t>2. Присвоить {</w:t>
-      </w:r>
-      <w:r>
-        <w:rPr>
-          <w:rFonts w:cs="Times New Roman" w:ascii="Times New Roman" w:hAnsi="Times New Roman"/>
-          <w:sz w:val="28"/>
-          <w:szCs w:val="28"/>
+        <w:t>studentdat</w:t>
+      </w:r>
+      <w:r>
+        <w:rPr>
+          <w:rFonts w:cs="Times New Roman" w:ascii="Times New Roman" w:hAnsi="Times New Roman"/>
+          <w:sz w:val="28"/>
+          <w:szCs w:val="28"/>
+          <w:u w:val="single"/>
+        </w:rPr>
+        <w:t>}</w:t>
+      </w:r>
+    </w:p>
+    <w:p>
+      <w:pPr>
+        <w:pStyle w:val="Normal"/>
+        <w:spacing w:lineRule="auto" w:line="240" w:before="0" w:after="0"/>
+        <w:jc w:val="both"/>
+        <w:rPr>
+          <w:rFonts w:ascii="Times New Roman" w:hAnsi="Times New Roman" w:cs="Times New Roman"/>
+          <w:sz w:val="28"/>
+          <w:szCs w:val="28"/>
+        </w:rPr>
+      </w:pPr>
+      <w:r>
+        <w:rPr>
+          <w:rFonts w:cs="Times New Roman" w:ascii="Times New Roman" w:hAnsi="Times New Roman"/>
+          <w:sz w:val="28"/>
+          <w:szCs w:val="28"/>
+        </w:rPr>
+        <w:t xml:space="preserve">Квалификацию: </w:t>
+      </w:r>
+      <w:r>
+        <w:rPr>
+          <w:rFonts w:cs="Times New Roman" w:ascii="Times New Roman" w:hAnsi="Times New Roman"/>
+          <w:sz w:val="28"/>
+          <w:szCs w:val="28"/>
+          <w:u w:val="single"/>
           <w:lang w:val="en-US"/>
         </w:rPr>
+        <w:t>{qualification}</w:t>
+      </w:r>
+    </w:p>
+    <w:p>
+      <w:pPr>
+        <w:pStyle w:val="Normal"/>
+        <w:spacing w:lineRule="auto" w:line="240" w:before="0" w:after="0"/>
+        <w:jc w:val="both"/>
+        <w:rPr>
+          <w:rFonts w:ascii="Times New Roman" w:hAnsi="Times New Roman" w:cs="Times New Roman"/>
+          <w:sz w:val="28"/>
+          <w:szCs w:val="28"/>
+        </w:rPr>
+      </w:pPr>
+      <w:r>
+        <w:rPr>
+          <w:rFonts w:cs="Times New Roman" w:ascii="Times New Roman" w:hAnsi="Times New Roman"/>
+          <w:sz w:val="28"/>
+          <w:szCs w:val="28"/>
+        </w:rPr>
+        <w:t xml:space="preserve">3. Выдать </w:t>
+      </w:r>
+      <w:r>
+        <w:rPr>
+          <w:rFonts w:cs="Times New Roman" w:ascii="Times New Roman" w:hAnsi="Times New Roman"/>
+          <w:sz w:val="28"/>
+          <w:szCs w:val="28"/>
+          <w:u w:val="single"/>
+        </w:rPr>
+        <w:t>{</w:t>
+      </w:r>
+      <w:r>
+        <w:rPr>
+          <w:rFonts w:cs="Times New Roman" w:ascii="Times New Roman" w:hAnsi="Times New Roman"/>
+          <w:sz w:val="28"/>
+          <w:szCs w:val="28"/>
+          <w:u w:val="single"/>
+          <w:lang w:val="en-US"/>
+        </w:rPr>
         <w:t>studentdat</w:t>
       </w:r>
       <w:r>
@@ -1238,75 +1217,17 @@
           <w:rFonts w:cs="Times New Roman" w:ascii="Times New Roman" w:hAnsi="Times New Roman"/>
           <w:sz w:val="28"/>
           <w:szCs w:val="28"/>
+          <w:u w:val="single"/>
         </w:rPr>
         <w:t>}</w:t>
       </w:r>
-    </w:p>
-    <w:p>
-      <w:pPr>
-        <w:pStyle w:val="Normal"/>
-        <w:spacing w:lineRule="auto" w:line="240" w:before="0" w:after="0"/>
-        <w:jc w:val="both"/>
-        <w:rPr>
-          <w:rFonts w:ascii="Times New Roman" w:hAnsi="Times New Roman" w:cs="Times New Roman"/>
-          <w:sz w:val="28"/>
-          <w:szCs w:val="28"/>
-          <w:vertAlign w:val="superscript"/>
-          <w:lang w:val="en-US"/>
-        </w:rPr>
-      </w:pPr>
-      <w:r>
-        <w:rPr>
-          <w:rFonts w:cs="Times New Roman" w:ascii="Times New Roman" w:hAnsi="Times New Roman"/>
-          <w:sz w:val="28"/>
-          <w:szCs w:val="28"/>
-        </w:rPr>
-        <w:t xml:space="preserve">Квалификацию </w:t>
-      </w:r>
-      <w:r>
-        <w:rPr>
-          <w:rFonts w:cs="Times New Roman" w:ascii="Times New Roman" w:hAnsi="Times New Roman"/>
-          <w:sz w:val="28"/>
-          <w:szCs w:val="28"/>
-          <w:lang w:val="en-US"/>
-        </w:rPr>
-        <w:t>{qualification}</w:t>
-      </w:r>
-    </w:p>
-    <w:p>
-      <w:pPr>
-        <w:pStyle w:val="Normal"/>
-        <w:jc w:val="both"/>
-        <w:rPr>
-          <w:rFonts w:ascii="Times New Roman" w:hAnsi="Times New Roman" w:cs="Times New Roman"/>
-          <w:sz w:val="28"/>
-          <w:szCs w:val="28"/>
-        </w:rPr>
-      </w:pPr>
-      <w:r>
-        <w:rPr>
-          <w:rFonts w:cs="Times New Roman" w:ascii="Times New Roman" w:hAnsi="Times New Roman"/>
-          <w:sz w:val="28"/>
-          <w:szCs w:val="28"/>
-        </w:rPr>
-        <w:t>3. Выдать {</w:t>
-      </w:r>
-      <w:r>
-        <w:rPr>
-          <w:rFonts w:cs="Times New Roman" w:ascii="Times New Roman" w:hAnsi="Times New Roman"/>
-          <w:sz w:val="28"/>
-          <w:szCs w:val="28"/>
-          <w:lang w:val="en-US"/>
-        </w:rPr>
-        <w:t>studentdat</w:t>
-      </w:r>
-      <w:r>
-        <w:rPr>
-          <w:rFonts w:cs="Times New Roman" w:ascii="Times New Roman" w:hAnsi="Times New Roman"/>
-          <w:sz w:val="28"/>
-          <w:szCs w:val="28"/>
-        </w:rPr>
-        <w:t>} диплом о профессиональной переподготовке.</w:t>
+      <w:r>
+        <w:rPr>
+          <w:rFonts w:cs="Times New Roman" w:ascii="Times New Roman" w:hAnsi="Times New Roman"/>
+          <w:sz w:val="28"/>
+          <w:szCs w:val="28"/>
+        </w:rPr>
+        <w:t xml:space="preserve"> диплом о профессиональной переподготовке.</w:t>
       </w:r>
     </w:p>
     <w:p>
@@ -1372,7 +1293,7 @@
     <w:tbl>
       <w:tblPr>
         <w:tblStyle w:val="a4"/>
-        <w:tblW w:w="9355" w:type="dxa"/>
+        <w:tblW w:w="9571" w:type="dxa"/>
         <w:jc w:val="left"/>
         <w:tblInd w:w="0" w:type="dxa"/>
         <w:tblLayout w:type="fixed"/>
@@ -1385,13 +1306,13 @@
         <w:tblLook w:val="04a0" w:noHBand="0" w:noVBand="1" w:firstColumn="1" w:lastRow="0" w:lastColumn="0" w:firstRow="1"/>
       </w:tblPr>
       <w:tblGrid>
-        <w:gridCol w:w="9355"/>
+        <w:gridCol w:w="9571"/>
       </w:tblGrid>
       <w:tr>
         <w:trPr/>
         <w:tc>
           <w:tcPr>
-            <w:tcW w:w="9355" w:type="dxa"/>
+            <w:tcW w:w="9571" w:type="dxa"/>
             <w:tcBorders>
               <w:top w:val="nil"/>
               <w:left w:val="nil"/>
@@ -1401,7 +1322,8 @@
           <w:p>
             <w:pPr>
               <w:pStyle w:val="Normal"/>
-              <w:widowControl/>
+              <w:widowControl w:val="false"/>
+              <w:suppressAutoHyphens w:val="true"/>
               <w:spacing w:lineRule="auto" w:line="240" w:before="0" w:after="0"/>
               <w:jc w:val="both"/>
               <w:rPr>
@@ -1412,11 +1334,9 @@
             </w:pPr>
             <w:r>
               <w:rPr>
-                <w:rFonts w:eastAsia="Calibri" w:cs="Times New Roman" w:ascii="Times New Roman" w:hAnsi="Times New Roman"/>
-                <w:kern w:val="0"/>
-                <w:sz w:val="22"/>
-                <w:szCs w:val="22"/>
-                <w:lang w:val="ru-RU" w:eastAsia="en-US" w:bidi="ar-SA"/>
+                <w:rFonts w:cs="Times New Roman" w:ascii="Times New Roman" w:hAnsi="Times New Roman"/>
+                <w:sz w:val="28"/>
+                <w:szCs w:val="28"/>
               </w:rPr>
             </w:r>
           </w:p>
@@ -1426,7 +1346,7 @@
         <w:trPr/>
         <w:tc>
           <w:tcPr>
-            <w:tcW w:w="9355" w:type="dxa"/>
+            <w:tcW w:w="9571" w:type="dxa"/>
             <w:tcBorders>
               <w:left w:val="nil"/>
               <w:right w:val="nil"/>
@@ -1435,7 +1355,8 @@
           <w:p>
             <w:pPr>
               <w:pStyle w:val="Normal"/>
-              <w:widowControl/>
+              <w:widowControl w:val="false"/>
+              <w:suppressAutoHyphens w:val="true"/>
               <w:spacing w:lineRule="auto" w:line="240" w:before="0" w:after="0"/>
               <w:jc w:val="both"/>
               <w:rPr>
@@ -1446,11 +1367,42 @@
             </w:pPr>
             <w:r>
               <w:rPr>
-                <w:rFonts w:eastAsia="Calibri" w:cs="Times New Roman" w:ascii="Times New Roman" w:hAnsi="Times New Roman"/>
-                <w:kern w:val="0"/>
-                <w:sz w:val="22"/>
-                <w:szCs w:val="22"/>
-                <w:lang w:val="ru-RU" w:eastAsia="en-US" w:bidi="ar-SA"/>
+                <w:rFonts w:cs="Times New Roman" w:ascii="Times New Roman" w:hAnsi="Times New Roman"/>
+                <w:sz w:val="28"/>
+                <w:szCs w:val="28"/>
+              </w:rPr>
+            </w:r>
+          </w:p>
+        </w:tc>
+      </w:tr>
+      <w:tr>
+        <w:trPr/>
+        <w:tc>
+          <w:tcPr>
+            <w:tcW w:w="9571" w:type="dxa"/>
+            <w:tcBorders>
+              <w:left w:val="nil"/>
+              <w:right w:val="nil"/>
+            </w:tcBorders>
+          </w:tcPr>
+          <w:p>
+            <w:pPr>
+              <w:pStyle w:val="Normal"/>
+              <w:widowControl w:val="false"/>
+              <w:suppressAutoHyphens w:val="true"/>
+              <w:spacing w:lineRule="auto" w:line="240" w:before="0" w:after="0"/>
+              <w:jc w:val="both"/>
+              <w:rPr>
+                <w:rFonts w:ascii="Times New Roman" w:hAnsi="Times New Roman" w:cs="Times New Roman"/>
+                <w:sz w:val="28"/>
+                <w:szCs w:val="28"/>
+              </w:rPr>
+            </w:pPr>
+            <w:r>
+              <w:rPr>
+                <w:rFonts w:cs="Times New Roman" w:ascii="Times New Roman" w:hAnsi="Times New Roman"/>
+                <w:sz w:val="28"/>
+                <w:szCs w:val="28"/>
               </w:rPr>
             </w:r>
           </w:p>
@@ -1495,7 +1447,16 @@
           <w:sz w:val="28"/>
           <w:szCs w:val="28"/>
         </w:rPr>
-        <w:t>_________________                                    {chairman}</w:t>
+        <w:t xml:space="preserve">_________________                           </w:t>
+      </w:r>
+      <w:r>
+        <w:rPr>
+          <w:rFonts w:cs="Times New Roman" w:ascii="Times New Roman" w:hAnsi="Times New Roman"/>
+          <w:sz w:val="28"/>
+          <w:szCs w:val="28"/>
+          <w:u w:val="single"/>
+        </w:rPr>
+        <w:t>{chairman}</w:t>
       </w:r>
     </w:p>
     <w:p>
@@ -1586,37 +1547,30 @@
           <w:sz w:val="28"/>
           <w:szCs w:val="28"/>
         </w:rPr>
-        <w:t>_________________                                    {name}</w:t>
-      </w:r>
-    </w:p>
-    <w:p>
-      <w:pPr>
-        <w:pStyle w:val="Normal"/>
-        <w:spacing w:lineRule="auto" w:line="240" w:before="0" w:after="0"/>
-        <w:jc w:val="both"/>
-        <w:rPr>
-          <w:rFonts w:ascii="Times New Roman" w:hAnsi="Times New Roman" w:cs="Times New Roman"/>
-          <w:sz w:val="28"/>
-          <w:szCs w:val="28"/>
-        </w:rPr>
-      </w:pPr>
-      <w:r>
-        <w:rPr>
-          <w:rFonts w:cs="Times New Roman" w:ascii="Times New Roman" w:hAnsi="Times New Roman"/>
-          <w:sz w:val="28"/>
-          <w:szCs w:val="28"/>
-        </w:rPr>
-        <w:t xml:space="preserve">         </w:t>
-      </w:r>
-      <w:r>
-        <w:rPr>
-          <w:rFonts w:cs="Times New Roman" w:ascii="Times New Roman" w:hAnsi="Times New Roman"/>
+        <w:t xml:space="preserve">________________                             </w:t>
+      </w:r>
+      <w:r>
+        <w:rPr>
+          <w:rFonts w:cs="Times New Roman" w:ascii="Times New Roman" w:hAnsi="Times New Roman"/>
+          <w:sz w:val="28"/>
+          <w:szCs w:val="28"/>
+          <w:u w:val="single"/>
+        </w:rPr>
+        <w:t>{name}</w:t>
+      </w:r>
+    </w:p>
+    <w:p>
+      <w:pPr>
+        <w:pStyle w:val="Normal"/>
+        <w:spacing w:lineRule="auto" w:line="240" w:before="0" w:after="0"/>
+        <w:jc w:val="both"/>
+        <w:rPr>
+          <w:rFonts w:ascii="Times New Roman" w:hAnsi="Times New Roman" w:cs="Times New Roman"/>
           <w:sz w:val="28"/>
           <w:szCs w:val="28"/>
           <w:vertAlign w:val="superscript"/>
         </w:rPr>
-        <w:t xml:space="preserve">  </w:t>
-      </w:r>
+      </w:pPr>
       <w:r>
         <w:rPr>
           <w:rFonts w:cs="Times New Roman" w:ascii="Times New Roman" w:hAnsi="Times New Roman"/>
@@ -1624,7 +1578,16 @@
           <w:szCs w:val="28"/>
           <w:vertAlign w:val="superscript"/>
         </w:rPr>
-        <w:t>(подпись)                                                                       (инициалы, фамилия)</w:t>
+        <w:t xml:space="preserve">               </w:t>
+      </w:r>
+      <w:r>
+        <w:rPr>
+          <w:rFonts w:cs="Times New Roman" w:ascii="Times New Roman" w:hAnsi="Times New Roman"/>
+          <w:sz w:val="28"/>
+          <w:szCs w:val="28"/>
+          <w:vertAlign w:val="superscript"/>
+        </w:rPr>
+        <w:t>(подпись)                                                                           (инициалы, фамилия)</w:t>
       </w:r>
     </w:p>
     <w:p>
@@ -1656,6 +1619,49 @@
           <w:rFonts w:ascii="Times New Roman" w:hAnsi="Times New Roman" w:cs="Times New Roman"/>
           <w:sz w:val="28"/>
           <w:szCs w:val="28"/>
+          <w:vertAlign w:val="superscript"/>
+        </w:rPr>
+      </w:pPr>
+      <w:r>
+        <w:rPr>
+          <w:rFonts w:cs="Times New Roman" w:ascii="Times New Roman" w:hAnsi="Times New Roman"/>
+          <w:sz w:val="28"/>
+          <w:szCs w:val="28"/>
+          <w:vertAlign w:val="superscript"/>
+        </w:rPr>
+        <w:t xml:space="preserve">       </w:t>
+      </w:r>
+    </w:p>
+    <w:p>
+      <w:pPr>
+        <w:pStyle w:val="Normal"/>
+        <w:spacing w:lineRule="auto" w:line="240" w:before="0" w:after="0"/>
+        <w:jc w:val="both"/>
+        <w:rPr>
+          <w:rFonts w:ascii="Times New Roman" w:hAnsi="Times New Roman" w:cs="Times New Roman"/>
+          <w:sz w:val="28"/>
+          <w:szCs w:val="28"/>
+          <w:vertAlign w:val="superscript"/>
+        </w:rPr>
+      </w:pPr>
+      <w:r>
+        <w:rPr>
+          <w:rFonts w:cs="Times New Roman" w:ascii="Times New Roman" w:hAnsi="Times New Roman"/>
+          <w:sz w:val="28"/>
+          <w:szCs w:val="28"/>
+          <w:vertAlign w:val="superscript"/>
+        </w:rPr>
+      </w:r>
+    </w:p>
+    <w:p>
+      <w:pPr>
+        <w:pStyle w:val="Normal"/>
+        <w:spacing w:lineRule="auto" w:line="240" w:before="0" w:after="0"/>
+        <w:jc w:val="both"/>
+        <w:rPr>
+          <w:rFonts w:ascii="Times New Roman" w:hAnsi="Times New Roman" w:cs="Times New Roman"/>
+          <w:sz w:val="28"/>
+          <w:szCs w:val="28"/>
         </w:rPr>
       </w:pPr>
       <w:r>
@@ -1684,7 +1690,16 @@
           <w:sz w:val="28"/>
           <w:szCs w:val="28"/>
         </w:rPr>
-        <w:t xml:space="preserve">_________________                                    {secretary}    </w:t>
+        <w:t xml:space="preserve">_________________                           </w:t>
+      </w:r>
+      <w:r>
+        <w:rPr>
+          <w:rFonts w:cs="Times New Roman" w:ascii="Times New Roman" w:hAnsi="Times New Roman"/>
+          <w:sz w:val="28"/>
+          <w:szCs w:val="28"/>
+          <w:u w:val="single"/>
+        </w:rPr>
+        <w:t xml:space="preserve"> {secretary} </w:t>
       </w:r>
     </w:p>
     <w:p>
@@ -1715,26 +1730,121 @@
           <w:szCs w:val="28"/>
           <w:vertAlign w:val="superscript"/>
         </w:rPr>
-        <w:t xml:space="preserve">(подпись)                                                                       </w:t>
-      </w:r>
-      <w:r>
-        <w:rPr>
-          <w:rFonts w:cs="Times New Roman" w:ascii="Times New Roman" w:hAnsi="Times New Roman"/>
-          <w:sz w:val="28"/>
-          <w:szCs w:val="28"/>
-          <w:vertAlign w:val="superscript"/>
-          <w:lang w:val="en-US"/>
-        </w:rPr>
-        <w:t xml:space="preserve">  </w:t>
-      </w:r>
-      <w:r>
-        <w:rPr>
-          <w:rFonts w:cs="Times New Roman" w:ascii="Times New Roman" w:hAnsi="Times New Roman"/>
-          <w:sz w:val="28"/>
-          <w:szCs w:val="28"/>
-          <w:vertAlign w:val="superscript"/>
-        </w:rPr>
-        <w:t xml:space="preserve">  (инициалы, фамилия)</w:t>
+        <w:t>(подпись)                                                                           (инициалы, фамилия)</w:t>
+      </w:r>
+    </w:p>
+    <w:p>
+      <w:pPr>
+        <w:pStyle w:val="Normal"/>
+        <w:spacing w:lineRule="auto" w:line="240" w:before="0" w:after="0"/>
+        <w:jc w:val="both"/>
+        <w:rPr>
+          <w:rFonts w:ascii="Times New Roman" w:hAnsi="Times New Roman" w:cs="Times New Roman"/>
+          <w:sz w:val="28"/>
+          <w:szCs w:val="28"/>
+        </w:rPr>
+      </w:pPr>
+      <w:r>
+        <w:rPr>
+          <w:rFonts w:cs="Times New Roman" w:ascii="Times New Roman" w:hAnsi="Times New Roman"/>
+          <w:sz w:val="28"/>
+          <w:szCs w:val="28"/>
+        </w:rPr>
+      </w:r>
+    </w:p>
+    <w:p>
+      <w:pPr>
+        <w:pStyle w:val="Normal"/>
+        <w:spacing w:lineRule="auto" w:line="240" w:before="0" w:after="0"/>
+        <w:jc w:val="both"/>
+        <w:rPr>
+          <w:rFonts w:ascii="Times New Roman" w:hAnsi="Times New Roman" w:cs="Times New Roman"/>
+          <w:sz w:val="28"/>
+          <w:szCs w:val="28"/>
+        </w:rPr>
+      </w:pPr>
+      <w:r>
+        <w:rPr>
+          <w:rFonts w:cs="Times New Roman" w:ascii="Times New Roman" w:hAnsi="Times New Roman"/>
+          <w:sz w:val="28"/>
+          <w:szCs w:val="28"/>
+        </w:rPr>
+      </w:r>
+    </w:p>
+    <w:p>
+      <w:pPr>
+        <w:pStyle w:val="Normal"/>
+        <w:spacing w:lineRule="auto" w:line="240" w:before="0" w:after="0"/>
+        <w:jc w:val="both"/>
+        <w:rPr>
+          <w:rFonts w:ascii="Times New Roman" w:hAnsi="Times New Roman" w:cs="Times New Roman"/>
+          <w:sz w:val="28"/>
+          <w:szCs w:val="28"/>
+        </w:rPr>
+      </w:pPr>
+      <w:r>
+        <w:rPr>
+          <w:rFonts w:cs="Times New Roman" w:ascii="Times New Roman" w:hAnsi="Times New Roman"/>
+          <w:sz w:val="28"/>
+          <w:szCs w:val="28"/>
+        </w:rPr>
+      </w:r>
+    </w:p>
+    <w:p>
+      <w:pPr>
+        <w:pStyle w:val="Normal"/>
+        <w:spacing w:lineRule="auto" w:line="240" w:before="0" w:after="0"/>
+        <w:jc w:val="both"/>
+        <w:rPr>
+          <w:rFonts w:ascii="Times New Roman" w:hAnsi="Times New Roman" w:cs="Times New Roman"/>
+          <w:sz w:val="28"/>
+          <w:szCs w:val="28"/>
+        </w:rPr>
+      </w:pPr>
+      <w:r>
+        <w:rPr>
+          <w:rFonts w:cs="Times New Roman" w:ascii="Times New Roman" w:hAnsi="Times New Roman"/>
+          <w:sz w:val="28"/>
+          <w:szCs w:val="28"/>
+        </w:rPr>
+      </w:r>
+    </w:p>
+    <w:p>
+      <w:pPr>
+        <w:pStyle w:val="Normal"/>
+        <w:spacing w:lineRule="auto" w:line="240" w:before="0" w:after="0"/>
+        <w:jc w:val="both"/>
+        <w:rPr>
+          <w:rFonts w:ascii="Times New Roman" w:hAnsi="Times New Roman" w:cs="Times New Roman"/>
+          <w:sz w:val="28"/>
+          <w:szCs w:val="28"/>
+        </w:rPr>
+      </w:pPr>
+      <w:r>
+        <w:rPr>
+          <w:rFonts w:cs="Times New Roman" w:ascii="Times New Roman" w:hAnsi="Times New Roman"/>
+          <w:sz w:val="28"/>
+          <w:szCs w:val="28"/>
+        </w:rPr>
+      </w:r>
+    </w:p>
+    <w:p>
+      <w:pPr>
+        <w:pStyle w:val="Normal"/>
+        <w:spacing w:lineRule="auto" w:line="240" w:before="0" w:after="0"/>
+        <w:jc w:val="both"/>
+        <w:rPr>
+          <w:rFonts w:ascii="Times New Roman" w:hAnsi="Times New Roman" w:cs="Times New Roman"/>
+          <w:sz w:val="28"/>
+          <w:szCs w:val="28"/>
+        </w:rPr>
+      </w:pPr>
+      <w:r>
+        <w:rPr>
+          <w:rFonts w:cs="Times New Roman" w:ascii="Times New Roman" w:hAnsi="Times New Roman"/>
+          <w:sz w:val="28"/>
+          <w:szCs w:val="28"/>
+        </w:rPr>
       </w:r>
     </w:p>
     <w:p>
@@ -1853,7 +1963,7 @@
         <w:tabs>
           <w:tab w:val="num" w:pos="0"/>
         </w:tabs>
-        <w:ind w:left="2844" w:hanging="360"/>
+        <w:ind w:left="720" w:hanging="360"/>
       </w:pPr>
       <w:rPr/>
     </w:lvl>
@@ -1866,7 +1976,7 @@
         <w:tabs>
           <w:tab w:val="num" w:pos="0"/>
         </w:tabs>
-        <w:ind w:left="3564" w:hanging="360"/>
+        <w:ind w:left="1440" w:hanging="360"/>
       </w:pPr>
       <w:rPr/>
     </w:lvl>
@@ -1879,7 +1989,7 @@
         <w:tabs>
           <w:tab w:val="num" w:pos="0"/>
         </w:tabs>
-        <w:ind w:left="4284" w:hanging="180"/>
+        <w:ind w:left="2160" w:hanging="180"/>
       </w:pPr>
       <w:rPr/>
     </w:lvl>
@@ -1892,7 +2002,7 @@
         <w:tabs>
           <w:tab w:val="num" w:pos="0"/>
         </w:tabs>
-        <w:ind w:left="5004" w:hanging="360"/>
+        <w:ind w:left="2880" w:hanging="360"/>
       </w:pPr>
       <w:rPr/>
     </w:lvl>
@@ -1905,7 +2015,7 @@
         <w:tabs>
           <w:tab w:val="num" w:pos="0"/>
         </w:tabs>
-        <w:ind w:left="5724" w:hanging="360"/>
+        <w:ind w:left="3600" w:hanging="360"/>
       </w:pPr>
       <w:rPr/>
     </w:lvl>
@@ -1918,7 +2028,7 @@
         <w:tabs>
           <w:tab w:val="num" w:pos="0"/>
         </w:tabs>
-        <w:ind w:left="6444" w:hanging="180"/>
+        <w:ind w:left="4320" w:hanging="180"/>
       </w:pPr>
       <w:rPr/>
     </w:lvl>
@@ -1931,7 +2041,7 @@
         <w:tabs>
           <w:tab w:val="num" w:pos="0"/>
         </w:tabs>
-        <w:ind w:left="7164" w:hanging="360"/>
+        <w:ind w:left="5040" w:hanging="360"/>
       </w:pPr>
       <w:rPr/>
     </w:lvl>
@@ -1944,7 +2054,7 @@
         <w:tabs>
           <w:tab w:val="num" w:pos="0"/>
         </w:tabs>
-        <w:ind w:left="7884" w:hanging="360"/>
+        <w:ind w:left="5760" w:hanging="360"/>
       </w:pPr>
       <w:rPr/>
     </w:lvl>
@@ -1957,7 +2067,7 @@
         <w:tabs>
           <w:tab w:val="num" w:pos="0"/>
         </w:tabs>
-        <w:ind w:left="8604" w:hanging="180"/>
+        <w:ind w:left="6480" w:hanging="180"/>
       </w:pPr>
       <w:rPr/>
     </w:lvl>
@@ -2107,390 +2217,151 @@
       </w:pPr>
     </w:pPrDefault>
   </w:docDefaults>
-  <w:latentStyles w:defLockedState="0" w:defUIPriority="99" w:defSemiHidden="0" w:defUnhideWhenUsed="0" w:defQFormat="0" w:count="376">
-    <w:lsdException w:name="Normal" w:uiPriority="0" w:qFormat="1"/>
-    <w:lsdException w:name="heading 1" w:uiPriority="9" w:qFormat="1"/>
-    <w:lsdException w:name="heading 2" w:uiPriority="9" w:semiHidden="1" w:unhideWhenUsed="1" w:qFormat="1"/>
-    <w:lsdException w:name="heading 3" w:uiPriority="9" w:semiHidden="1" w:unhideWhenUsed="1" w:qFormat="1"/>
-    <w:lsdException w:name="heading 4" w:uiPriority="9" w:semiHidden="1" w:unhideWhenUsed="1" w:qFormat="1"/>
-    <w:lsdException w:name="heading 5" w:uiPriority="9" w:semiHidden="1" w:unhideWhenUsed="1" w:qFormat="1"/>
-    <w:lsdException w:name="heading 6" w:uiPriority="9" w:semiHidden="1" w:unhideWhenUsed="1" w:qFormat="1"/>
-    <w:lsdException w:name="heading 7" w:uiPriority="9" w:semiHidden="1" w:unhideWhenUsed="1" w:qFormat="1"/>
-    <w:lsdException w:name="heading 8" w:uiPriority="9" w:semiHidden="1" w:unhideWhenUsed="1" w:qFormat="1"/>
-    <w:lsdException w:name="heading 9" w:uiPriority="9" w:semiHidden="1" w:unhideWhenUsed="1" w:qFormat="1"/>
-    <w:lsdException w:name="index 1" w:semiHidden="1" w:unhideWhenUsed="1"/>
-    <w:lsdException w:name="index 2" w:semiHidden="1" w:unhideWhenUsed="1"/>
-    <w:lsdException w:name="index 3" w:semiHidden="1" w:unhideWhenUsed="1"/>
-    <w:lsdException w:name="index 4" w:semiHidden="1" w:unhideWhenUsed="1"/>
-    <w:lsdException w:name="index 5" w:semiHidden="1" w:unhideWhenUsed="1"/>
-    <w:lsdException w:name="index 6" w:semiHidden="1" w:unhideWhenUsed="1"/>
-    <w:lsdException w:name="index 7" w:semiHidden="1" w:unhideWhenUsed="1"/>
-    <w:lsdException w:name="index 8" w:semiHidden="1" w:unhideWhenUsed="1"/>
-    <w:lsdException w:name="index 9" w:semiHidden="1" w:unhideWhenUsed="1"/>
-    <w:lsdException w:name="toc 1" w:uiPriority="39" w:semiHidden="1" w:unhideWhenUsed="1"/>
-    <w:lsdException w:name="toc 2" w:uiPriority="39" w:semiHidden="1" w:unhideWhenUsed="1"/>
-    <w:lsdException w:name="toc 3" w:uiPriority="39" w:semiHidden="1" w:unhideWhenUsed="1"/>
-    <w:lsdException w:name="toc 4" w:uiPriority="39" w:semiHidden="1" w:unhideWhenUsed="1"/>
-    <w:lsdException w:name="toc 5" w:uiPriority="39" w:semiHidden="1" w:unhideWhenUsed="1"/>
-    <w:lsdException w:name="toc 6" w:uiPriority="39" w:semiHidden="1" w:unhideWhenUsed="1"/>
-    <w:lsdException w:name="toc 7" w:uiPriority="39" w:semiHidden="1" w:unhideWhenUsed="1"/>
-    <w:lsdException w:name="toc 8" w:uiPriority="39" w:semiHidden="1" w:unhideWhenUsed="1"/>
-    <w:lsdException w:name="toc 9" w:uiPriority="39" w:semiHidden="1" w:unhideWhenUsed="1"/>
-    <w:lsdException w:name="Normal Indent" w:semiHidden="1" w:unhideWhenUsed="1"/>
-    <w:lsdException w:name="footnote text" w:semiHidden="1" w:unhideWhenUsed="1"/>
-    <w:lsdException w:name="annotation text" w:semiHidden="1" w:unhideWhenUsed="1"/>
-    <w:lsdException w:name="header" w:semiHidden="1" w:unhideWhenUsed="1"/>
-    <w:lsdException w:name="footer" w:semiHidden="1" w:unhideWhenUsed="1"/>
-    <w:lsdException w:name="index heading" w:semiHidden="1" w:unhideWhenUsed="1"/>
-    <w:lsdException w:name="caption" w:uiPriority="35" w:semiHidden="1" w:unhideWhenUsed="1" w:qFormat="1"/>
-    <w:lsdException w:name="table of figures" w:semiHidden="1" w:unhideWhenUsed="1"/>
-    <w:lsdException w:name="envelope address" w:semiHidden="1" w:unhideWhenUsed="1"/>
-    <w:lsdException w:name="envelope return" w:semiHidden="1" w:unhideWhenUsed="1"/>
-    <w:lsdException w:name="footnote reference" w:semiHidden="1" w:unhideWhenUsed="1"/>
-    <w:lsdException w:name="annotation reference" w:semiHidden="1" w:unhideWhenUsed="1"/>
-    <w:lsdException w:name="line number" w:semiHidden="1" w:unhideWhenUsed="1"/>
-    <w:lsdException w:name="page number" w:semiHidden="1" w:unhideWhenUsed="1"/>
-    <w:lsdException w:name="endnote reference" w:semiHidden="1" w:unhideWhenUsed="1"/>
-    <w:lsdException w:name="endnote text" w:semiHidden="1" w:unhideWhenUsed="1"/>
-    <w:lsdException w:name="table of authorities" w:semiHidden="1" w:unhideWhenUsed="1"/>
-    <w:lsdException w:name="macro" w:semiHidden="1" w:unhideWhenUsed="1"/>
-    <w:lsdException w:name="toa heading" w:semiHidden="1" w:unhideWhenUsed="1"/>
-    <w:lsdException w:name="List" w:semiHidden="1" w:unhideWhenUsed="1"/>
-    <w:lsdException w:name="List Bullet" w:semiHidden="1" w:unhideWhenUsed="1"/>
-    <w:lsdException w:name="List Number" w:semiHidden="1" w:unhideWhenUsed="1"/>
-    <w:lsdException w:name="List 2" w:semiHidden="1" w:unhideWhenUsed="1"/>
-    <w:lsdException w:name="List 3" w:semiHidden="1" w:unhideWhenUsed="1"/>
-    <w:lsdException w:name="List 4" w:semiHidden="1" w:unhideWhenUsed="1"/>
-    <w:lsdException w:name="List 5" w:semiHidden="1" w:unhideWhenUsed="1"/>
-    <w:lsdException w:name="List Bullet 2" w:semiHidden="1" w:unhideWhenUsed="1"/>
-    <w:lsdException w:name="List Bullet 3" w:semiHidden="1" w:unhideWhenUsed="1"/>
-    <w:lsdException w:name="List Bullet 4" w:semiHidden="1" w:unhideWhenUsed="1"/>
-    <w:lsdException w:name="List Bullet 5" w:semiHidden="1" w:unhideWhenUsed="1"/>
-    <w:lsdException w:name="List Number 2" w:semiHidden="1" w:unhideWhenUsed="1"/>
-    <w:lsdException w:name="List Number 3" w:semiHidden="1" w:unhideWhenUsed="1"/>
-    <w:lsdException w:name="List Number 4" w:semiHidden="1" w:unhideWhenUsed="1"/>
-    <w:lsdException w:name="List Number 5" w:semiHidden="1" w:unhideWhenUsed="1"/>
-    <w:lsdException w:name="Title" w:uiPriority="10" w:qFormat="1"/>
-    <w:lsdException w:name="Closing" w:semiHidden="1" w:unhideWhenUsed="1"/>
-    <w:lsdException w:name="Signature" w:semiHidden="1" w:unhideWhenUsed="1"/>
-    <w:lsdException w:name="Default Paragraph Font" w:uiPriority="1" w:semiHidden="1" w:unhideWhenUsed="1"/>
-    <w:lsdException w:name="Body Text" w:semiHidden="1" w:unhideWhenUsed="1"/>
-    <w:lsdException w:name="Body Text Indent" w:semiHidden="1" w:unhideWhenUsed="1"/>
-    <w:lsdException w:name="List Continue" w:semiHidden="1" w:unhideWhenUsed="1"/>
-    <w:lsdException w:name="List Continue 2" w:semiHidden="1" w:unhideWhenUsed="1"/>
-    <w:lsdException w:name="List Continue 3" w:semiHidden="1" w:unhideWhenUsed="1"/>
-    <w:lsdException w:name="List Continue 4" w:semiHidden="1" w:unhideWhenUsed="1"/>
-    <w:lsdException w:name="List Continue 5" w:semiHidden="1" w:unhideWhenUsed="1"/>
-    <w:lsdException w:name="Message Header" w:semiHidden="1" w:unhideWhenUsed="1"/>
-    <w:lsdException w:name="Subtitle" w:uiPriority="11" w:qFormat="1"/>
-    <w:lsdException w:name="Salutation" w:semiHidden="1" w:unhideWhenUsed="1"/>
-    <w:lsdException w:name="Date" w:semiHidden="1" w:unhideWhenUsed="1"/>
-    <w:lsdException w:name="Body Text First Indent" w:semiHidden="1" w:unhideWhenUsed="1"/>
-    <w:lsdException w:name="Body Text First Indent 2" w:semiHidden="1" w:unhideWhenUsed="1"/>
-    <w:lsdException w:name="Note Heading" w:semiHidden="1" w:unhideWhenUsed="1"/>
-    <w:lsdException w:name="Body Text 2" w:semiHidden="1" w:unhideWhenUsed="1"/>
-    <w:lsdException w:name="Body Text 3" w:semiHidden="1" w:unhideWhenUsed="1"/>
-    <w:lsdException w:name="Body Text Indent 2" w:semiHidden="1" w:unhideWhenUsed="1"/>
-    <w:lsdException w:name="Body Text Indent 3" w:semiHidden="1" w:unhideWhenUsed="1"/>
-    <w:lsdException w:name="Block Text" w:semiHidden="1" w:unhideWhenUsed="1"/>
-    <w:lsdException w:name="Hyperlink" w:semiHidden="1" w:unhideWhenUsed="1"/>
-    <w:lsdException w:name="FollowedHyperlink" w:semiHidden="1" w:unhideWhenUsed="1"/>
-    <w:lsdException w:name="Strong" w:uiPriority="22" w:qFormat="1"/>
-    <w:lsdException w:name="Emphasis" w:uiPriority="20" w:qFormat="1"/>
-    <w:lsdException w:name="Document Map" w:semiHidden="1" w:unhideWhenUsed="1"/>
-    <w:lsdException w:name="Plain Text" w:semiHidden="1" w:unhideWhenUsed="1"/>
-    <w:lsdException w:name="E-mail Signature" w:semiHidden="1" w:unhideWhenUsed="1"/>
-    <w:lsdException w:name="HTML Top of Form" w:semiHidden="1" w:unhideWhenUsed="1"/>
-    <w:lsdException w:name="HTML Bottom of Form" w:semiHidden="1" w:unhideWhenUsed="1"/>
-    <w:lsdException w:name="Normal (Web)" w:semiHidden="1" w:unhideWhenUsed="1"/>
-    <w:lsdException w:name="HTML Acronym" w:semiHidden="1" w:unhideWhenUsed="1"/>
-    <w:lsdException w:name="HTML Address" w:semiHidden="1" w:unhideWhenUsed="1"/>
-    <w:lsdException w:name="HTML Cite" w:semiHidden="1" w:unhideWhenUsed="1"/>
-    <w:lsdException w:name="HTML Code" w:semiHidden="1" w:unhideWhenUsed="1"/>
-    <w:lsdException w:name="HTML Definition" w:semiHidden="1" w:unhideWhenUsed="1"/>
-    <w:lsdException w:name="HTML Keyboard" w:semiHidden="1" w:unhideWhenUsed="1"/>
-    <w:lsdException w:name="HTML Preformatted" w:semiHidden="1" w:unhideWhenUsed="1"/>
-    <w:lsdException w:name="HTML Sample" w:semiHidden="1" w:unhideWhenUsed="1"/>
-    <w:lsdException w:name="HTML Typewriter" w:semiHidden="1" w:unhideWhenUsed="1"/>
-    <w:lsdException w:name="HTML Variable" w:semiHidden="1" w:unhideWhenUsed="1"/>
-    <w:lsdException w:name="Normal Table" w:semiHidden="1" w:unhideWhenUsed="1"/>
-    <w:lsdException w:name="annotation subject" w:semiHidden="1" w:unhideWhenUsed="1"/>
-    <w:lsdException w:name="No List" w:semiHidden="1" w:unhideWhenUsed="1"/>
-    <w:lsdException w:name="Outline List 1" w:semiHidden="1" w:unhideWhenUsed="1"/>
-    <w:lsdException w:name="Outline List 2" w:semiHidden="1" w:unhideWhenUsed="1"/>
-    <w:lsdException w:name="Outline List 3" w:semiHidden="1" w:unhideWhenUsed="1"/>
-    <w:lsdException w:name="Table Simple 1" w:semiHidden="1" w:unhideWhenUsed="1"/>
-    <w:lsdException w:name="Table Simple 2" w:semiHidden="1" w:unhideWhenUsed="1"/>
-    <w:lsdException w:name="Table Simple 3" w:semiHidden="1" w:unhideWhenUsed="1"/>
-    <w:lsdException w:name="Table Classic 1" w:semiHidden="1" w:unhideWhenUsed="1"/>
-    <w:lsdException w:name="Table Classic 2" w:semiHidden="1" w:unhideWhenUsed="1"/>
-    <w:lsdException w:name="Table Classic 3" w:semiHidden="1" w:unhideWhenUsed="1"/>
-    <w:lsdException w:name="Table Classic 4" w:semiHidden="1" w:unhideWhenUsed="1"/>
-    <w:lsdException w:name="Table Colorful 1" w:semiHidden="1" w:unhideWhenUsed="1"/>
-    <w:lsdException w:name="Table Colorful 2" w:semiHidden="1" w:unhideWhenUsed="1"/>
-    <w:lsdException w:name="Table Colorful 3" w:semiHidden="1" w:unhideWhenUsed="1"/>
-    <w:lsdException w:name="Table Columns 1" w:semiHidden="1" w:unhideWhenUsed="1"/>
-    <w:lsdException w:name="Table Columns 2" w:semiHidden="1" w:unhideWhenUsed="1"/>
-    <w:lsdException w:name="Table Columns 3" w:semiHidden="1" w:unhideWhenUsed="1"/>
-    <w:lsdException w:name="Table Columns 4" w:semiHidden="1" w:unhideWhenUsed="1"/>
-    <w:lsdException w:name="Table Columns 5" w:semiHidden="1" w:unhideWhenUsed="1"/>
-    <w:lsdException w:name="Table Grid 1" w:semiHidden="1" w:unhideWhenUsed="1"/>
-    <w:lsdException w:name="Table Grid 2" w:semiHidden="1" w:unhideWhenUsed="1"/>
-    <w:lsdException w:name="Table Grid 3" w:semiHidden="1" w:unhideWhenUsed="1"/>
-    <w:lsdException w:name="Table Grid 4" w:semiHidden="1" w:unhideWhenUsed="1"/>
-    <w:lsdException w:name="Table Grid 5" w:semiHidden="1" w:unhideWhenUsed="1"/>
-    <w:lsdException w:name="Table Grid 6" w:semiHidden="1" w:unhideWhenUsed="1"/>
-    <w:lsdException w:name="Table Grid 7" w:semiHidden="1" w:unhideWhenUsed="1"/>
-    <w:lsdException w:name="Table Grid 8" w:semiHidden="1" w:unhideWhenUsed="1"/>
-    <w:lsdException w:name="Table List 1" w:semiHidden="1" w:unhideWhenUsed="1"/>
-    <w:lsdException w:name="Table List 2" w:semiHidden="1" w:unhideWhenUsed="1"/>
-    <w:lsdException w:name="Table List 3" w:semiHidden="1" w:unhideWhenUsed="1"/>
-    <w:lsdException w:name="Table List 4" w:semiHidden="1" w:unhideWhenUsed="1"/>
-    <w:lsdException w:name="Table List 5" w:semiHidden="1" w:unhideWhenUsed="1"/>
-    <w:lsdException w:name="Table List 6" w:semiHidden="1" w:unhideWhenUsed="1"/>
-    <w:lsdException w:name="Table List 7" w:semiHidden="1" w:unhideWhenUsed="1"/>
-    <w:lsdException w:name="Table List 8" w:semiHidden="1" w:unhideWhenUsed="1"/>
-    <w:lsdException w:name="Table 3D effects 1" w:semiHidden="1" w:unhideWhenUsed="1"/>
-    <w:lsdException w:name="Table 3D effects 2" w:semiHidden="1" w:unhideWhenUsed="1"/>
-    <w:lsdException w:name="Table 3D effects 3" w:semiHidden="1" w:unhideWhenUsed="1"/>
-    <w:lsdException w:name="Table Contemporary" w:semiHidden="1" w:unhideWhenUsed="1"/>
-    <w:lsdException w:name="Table Elegant" w:semiHidden="1" w:unhideWhenUsed="1"/>
-    <w:lsdException w:name="Table Professional" w:semiHidden="1" w:unhideWhenUsed="1"/>
-    <w:lsdException w:name="Table Subtle 1" w:semiHidden="1" w:unhideWhenUsed="1"/>
-    <w:lsdException w:name="Table Subtle 2" w:semiHidden="1" w:unhideWhenUsed="1"/>
-    <w:lsdException w:name="Table Web 1" w:semiHidden="1" w:unhideWhenUsed="1"/>
-    <w:lsdException w:name="Table Web 2" w:semiHidden="1" w:unhideWhenUsed="1"/>
-    <w:lsdException w:name="Table Web 3" w:semiHidden="1" w:unhideWhenUsed="1"/>
-    <w:lsdException w:name="Balloon Text" w:semiHidden="1" w:unhideWhenUsed="1"/>
-    <w:lsdException w:name="Table Grid" w:uiPriority="59"/>
-    <w:lsdException w:name="Table Theme" w:semiHidden="1" w:unhideWhenUsed="1"/>
-    <w:lsdException w:name="Placeholder Text" w:semiHidden="1"/>
-    <w:lsdException w:name="No Spacing" w:uiPriority="1" w:qFormat="1"/>
-    <w:lsdException w:name="Light Shading" w:uiPriority="60"/>
-    <w:lsdException w:name="Light List" w:uiPriority="61"/>
-    <w:lsdException w:name="Light Grid" w:uiPriority="62"/>
-    <w:lsdException w:name="Medium Shading 1" w:uiPriority="63"/>
-    <w:lsdException w:name="Medium Shading 2" w:uiPriority="64"/>
-    <w:lsdException w:name="Medium List 1" w:uiPriority="65"/>
-    <w:lsdException w:name="Medium List 2" w:uiPriority="66"/>
-    <w:lsdException w:name="Medium Grid 1" w:uiPriority="67"/>
-    <w:lsdException w:name="Medium Grid 2" w:uiPriority="68"/>
-    <w:lsdException w:name="Medium Grid 3" w:uiPriority="69"/>
-    <w:lsdException w:name="Dark List" w:uiPriority="70"/>
-    <w:lsdException w:name="Colorful Shading" w:uiPriority="71"/>
-    <w:lsdException w:name="Colorful List" w:uiPriority="72"/>
-    <w:lsdException w:name="Colorful Grid" w:uiPriority="73"/>
-    <w:lsdException w:name="Light Shading Accent 1" w:uiPriority="60"/>
-    <w:lsdException w:name="Light List Accent 1" w:uiPriority="61"/>
-    <w:lsdException w:name="Light Grid Accent 1" w:uiPriority="62"/>
-    <w:lsdException w:name="Medium Shading 1 Accent 1" w:uiPriority="63"/>
-    <w:lsdException w:name="Medium Shading 2 Accent 1" w:uiPriority="64"/>
-    <w:lsdException w:name="Medium List 1 Accent 1" w:uiPriority="65"/>
-    <w:lsdException w:name="Revision" w:semiHidden="1"/>
-    <w:lsdException w:name="List Paragraph" w:uiPriority="34" w:qFormat="1"/>
-    <w:lsdException w:name="Quote" w:uiPriority="29" w:qFormat="1"/>
-    <w:lsdException w:name="Intense Quote" w:uiPriority="30" w:qFormat="1"/>
-    <w:lsdException w:name="Medium List 2 Accent 1" w:uiPriority="66"/>
-    <w:lsdException w:name="Medium Grid 1 Accent 1" w:uiPriority="67"/>
-    <w:lsdException w:name="Medium Grid 2 Accent 1" w:uiPriority="68"/>
-    <w:lsdException w:name="Medium Grid 3 Accent 1" w:uiPriority="69"/>
-    <w:lsdException w:name="Dark List Accent 1" w:uiPriority="70"/>
-    <w:lsdException w:name="Colorful Shading Accent 1" w:uiPriority="71"/>
-    <w:lsdException w:name="Colorful List Accent 1" w:uiPriority="72"/>
-    <w:lsdException w:name="Colorful Grid Accent 1" w:uiPriority="73"/>
-    <w:lsdException w:name="Light Shading Accent 2" w:uiPriority="60"/>
-    <w:lsdException w:name="Light List Accent 2" w:uiPriority="61"/>
-    <w:lsdException w:name="Light Grid Accent 2" w:uiPriority="62"/>
-    <w:lsdException w:name="Medium Shading 1 Accent 2" w:uiPriority="63"/>
-    <w:lsdException w:name="Medium Shading 2 Accent 2" w:uiPriority="64"/>
-    <w:lsdException w:name="Medium List 1 Accent 2" w:uiPriority="65"/>
-    <w:lsdException w:name="Medium List 2 Accent 2" w:uiPriority="66"/>
-    <w:lsdException w:name="Medium Grid 1 Accent 2" w:uiPriority="67"/>
-    <w:lsdException w:name="Medium Grid 2 Accent 2" w:uiPriority="68"/>
-    <w:lsdException w:name="Medium Grid 3 Accent 2" w:uiPriority="69"/>
-    <w:lsdException w:name="Dark List Accent 2" w:uiPriority="70"/>
-    <w:lsdException w:name="Colorful Shading Accent 2" w:uiPriority="71"/>
-    <w:lsdException w:name="Colorful List Accent 2" w:uiPriority="72"/>
-    <w:lsdException w:name="Colorful Grid Accent 2" w:uiPriority="73"/>
-    <w:lsdException w:name="Light Shading Accent 3" w:uiPriority="60"/>
-    <w:lsdException w:name="Light List Accent 3" w:uiPriority="61"/>
-    <w:lsdException w:name="Light Grid Accent 3" w:uiPriority="62"/>
-    <w:lsdException w:name="Medium Shading 1 Accent 3" w:uiPriority="63"/>
-    <w:lsdException w:name="Medium Shading 2 Accent 3" w:uiPriority="64"/>
-    <w:lsdException w:name="Medium List 1 Accent 3" w:uiPriority="65"/>
-    <w:lsdException w:name="Medium List 2 Accent 3" w:uiPriority="66"/>
-    <w:lsdException w:name="Medium Grid 1 Accent 3" w:uiPriority="67"/>
-    <w:lsdException w:name="Medium Grid 2 Accent 3" w:uiPriority="68"/>
-    <w:lsdException w:name="Medium Grid 3 Accent 3" w:uiPriority="69"/>
-    <w:lsdException w:name="Dark List Accent 3" w:uiPriority="70"/>
-    <w:lsdException w:name="Colorful Shading Accent 3" w:uiPriority="71"/>
-    <w:lsdException w:name="Colorful List Accent 3" w:uiPriority="72"/>
-    <w:lsdException w:name="Colorful Grid Accent 3" w:uiPriority="73"/>
-    <w:lsdException w:name="Light Shading Accent 4" w:uiPriority="60"/>
-    <w:lsdException w:name="Light List Accent 4" w:uiPriority="61"/>
-    <w:lsdException w:name="Light Grid Accent 4" w:uiPriority="62"/>
-    <w:lsdException w:name="Medium Shading 1 Accent 4" w:uiPriority="63"/>
-    <w:lsdException w:name="Medium Shading 2 Accent 4" w:uiPriority="64"/>
-    <w:lsdException w:name="Medium List 1 Accent 4" w:uiPriority="65"/>
-    <w:lsdException w:name="Medium List 2 Accent 4" w:uiPriority="66"/>
-    <w:lsdException w:name="Medium Grid 1 Accent 4" w:uiPriority="67"/>
-    <w:lsdException w:name="Medium Grid 2 Accent 4" w:uiPriority="68"/>
-    <w:lsdException w:name="Medium Grid 3 Accent 4" w:uiPriority="69"/>
-    <w:lsdException w:name="Dark List Accent 4" w:uiPriority="70"/>
-    <w:lsdException w:name="Colorful Shading Accent 4" w:uiPriority="71"/>
-    <w:lsdException w:name="Colorful List Accent 4" w:uiPriority="72"/>
-    <w:lsdException w:name="Colorful Grid Accent 4" w:uiPriority="73"/>
-    <w:lsdException w:name="Light Shading Accent 5" w:uiPriority="60"/>
-    <w:lsdException w:name="Light List Accent 5" w:uiPriority="61"/>
-    <w:lsdException w:name="Light Grid Accent 5" w:uiPriority="62"/>
-    <w:lsdException w:name="Medium Shading 1 Accent 5" w:uiPriority="63"/>
-    <w:lsdException w:name="Medium Shading 2 Accent 5" w:uiPriority="64"/>
-    <w:lsdException w:name="Medium List 1 Accent 5" w:uiPriority="65"/>
-    <w:lsdException w:name="Medium List 2 Accent 5" w:uiPriority="66"/>
-    <w:lsdException w:name="Medium Grid 1 Accent 5" w:uiPriority="67"/>
-    <w:lsdException w:name="Medium Grid 2 Accent 5" w:uiPriority="68"/>
-    <w:lsdException w:name="Medium Grid 3 Accent 5" w:uiPriority="69"/>
-    <w:lsdException w:name="Dark List Accent 5" w:uiPriority="70"/>
-    <w:lsdException w:name="Colorful Shading Accent 5" w:uiPriority="71"/>
-    <w:lsdException w:name="Colorful List Accent 5" w:uiPriority="72"/>
-    <w:lsdException w:name="Colorful Grid Accent 5" w:uiPriority="73"/>
-    <w:lsdException w:name="Light Shading Accent 6" w:uiPriority="60"/>
-    <w:lsdException w:name="Light List Accent 6" w:uiPriority="61"/>
-    <w:lsdException w:name="Light Grid Accent 6" w:uiPriority="62"/>
-    <w:lsdException w:name="Medium Shading 1 Accent 6" w:uiPriority="63"/>
-    <w:lsdException w:name="Medium Shading 2 Accent 6" w:uiPriority="64"/>
-    <w:lsdException w:name="Medium List 1 Accent 6" w:uiPriority="65"/>
-    <w:lsdException w:name="Medium List 2 Accent 6" w:uiPriority="66"/>
-    <w:lsdException w:name="Medium Grid 1 Accent 6" w:uiPriority="67"/>
-    <w:lsdException w:name="Medium Grid 2 Accent 6" w:uiPriority="68"/>
-    <w:lsdException w:name="Medium Grid 3 Accent 6" w:uiPriority="69"/>
-    <w:lsdException w:name="Dark List Accent 6" w:uiPriority="70"/>
-    <w:lsdException w:name="Colorful Shading Accent 6" w:uiPriority="71"/>
-    <w:lsdException w:name="Colorful List Accent 6" w:uiPriority="72"/>
-    <w:lsdException w:name="Colorful Grid Accent 6" w:uiPriority="73"/>
-    <w:lsdException w:name="Subtle Emphasis" w:uiPriority="19" w:qFormat="1"/>
-    <w:lsdException w:name="Intense Emphasis" w:uiPriority="21" w:qFormat="1"/>
-    <w:lsdException w:name="Subtle Reference" w:uiPriority="31" w:qFormat="1"/>
-    <w:lsdException w:name="Intense Reference" w:uiPriority="32" w:qFormat="1"/>
-    <w:lsdException w:name="Book Title" w:uiPriority="33" w:qFormat="1"/>
-    <w:lsdException w:name="Bibliography" w:uiPriority="37" w:semiHidden="1" w:unhideWhenUsed="1"/>
-    <w:lsdException w:name="TOC Heading" w:uiPriority="39" w:semiHidden="1" w:unhideWhenUsed="1" w:qFormat="1"/>
-    <w:lsdException w:name="Plain Table 1" w:uiPriority="41"/>
-    <w:lsdException w:name="Plain Table 2" w:uiPriority="42"/>
-    <w:lsdException w:name="Plain Table 3" w:uiPriority="43"/>
-    <w:lsdException w:name="Plain Table 4" w:uiPriority="44"/>
-    <w:lsdException w:name="Plain Table 5" w:uiPriority="45"/>
-    <w:lsdException w:name="Grid Table Light" w:uiPriority="40"/>
-    <w:lsdException w:name="Grid Table 1 Light" w:uiPriority="46"/>
-    <w:lsdException w:name="Grid Table 2" w:uiPriority="47"/>
-    <w:lsdException w:name="Grid Table 3" w:uiPriority="48"/>
-    <w:lsdException w:name="Grid Table 4" w:uiPriority="49"/>
-    <w:lsdException w:name="Grid Table 5 Dark" w:uiPriority="50"/>
-    <w:lsdException w:name="Grid Table 6 Colorful" w:uiPriority="51"/>
-    <w:lsdException w:name="Grid Table 7 Colorful" w:uiPriority="52"/>
-    <w:lsdException w:name="Grid Table 1 Light Accent 1" w:uiPriority="46"/>
-    <w:lsdException w:name="Grid Table 2 Accent 1" w:uiPriority="47"/>
-    <w:lsdException w:name="Grid Table 3 Accent 1" w:uiPriority="48"/>
-    <w:lsdException w:name="Grid Table 4 Accent 1" w:uiPriority="49"/>
-    <w:lsdException w:name="Grid Table 5 Dark Accent 1" w:uiPriority="50"/>
-    <w:lsdException w:name="Grid Table 6 Colorful Accent 1" w:uiPriority="51"/>
-    <w:lsdException w:name="Grid Table 7 Colorful Accent 1" w:uiPriority="52"/>
-    <w:lsdException w:name="Grid Table 1 Light Accent 2" w:uiPriority="46"/>
-    <w:lsdException w:name="Grid Table 2 Accent 2" w:uiPriority="47"/>
-    <w:lsdException w:name="Grid Table 3 Accent 2" w:uiPriority="48"/>
-    <w:lsdException w:name="Grid Table 4 Accent 2" w:uiPriority="49"/>
-    <w:lsdException w:name="Grid Table 5 Dark Accent 2" w:uiPriority="50"/>
-    <w:lsdException w:name="Grid Table 6 Colorful Accent 2" w:uiPriority="51"/>
-    <w:lsdException w:name="Grid Table 7 Colorful Accent 2" w:uiPriority="52"/>
-    <w:lsdException w:name="Grid Table 1 Light Accent 3" w:uiPriority="46"/>
-    <w:lsdException w:name="Grid Table 2 Accent 3" w:uiPriority="47"/>
-    <w:lsdException w:name="Grid Table 3 Accent 3" w:uiPriority="48"/>
-    <w:lsdException w:name="Grid Table 4 Accent 3" w:uiPriority="49"/>
-    <w:lsdException w:name="Grid Table 5 Dark Accent 3" w:uiPriority="50"/>
-    <w:lsdException w:name="Grid Table 6 Colorful Accent 3" w:uiPriority="51"/>
-    <w:lsdException w:name="Grid Table 7 Colorful Accent 3" w:uiPriority="52"/>
-    <w:lsdException w:name="Grid Table 1 Light Accent 4" w:uiPriority="46"/>
-    <w:lsdException w:name="Grid Table 2 Accent 4" w:uiPriority="47"/>
-    <w:lsdException w:name="Grid Table 3 Accent 4" w:uiPriority="48"/>
-    <w:lsdException w:name="Grid Table 4 Accent 4" w:uiPriority="49"/>
-    <w:lsdException w:name="Grid Table 5 Dark Accent 4" w:uiPriority="50"/>
-    <w:lsdException w:name="Grid Table 6 Colorful Accent 4" w:uiPriority="51"/>
-    <w:lsdException w:name="Grid Table 7 Colorful Accent 4" w:uiPriority="52"/>
-    <w:lsdException w:name="Grid Table 1 Light Accent 5" w:uiPriority="46"/>
-    <w:lsdException w:name="Grid Table 2 Accent 5" w:uiPriority="47"/>
-    <w:lsdException w:name="Grid Table 3 Accent 5" w:uiPriority="48"/>
-    <w:lsdException w:name="Grid Table 4 Accent 5" w:uiPriority="49"/>
-    <w:lsdException w:name="Grid Table 5 Dark Accent 5" w:uiPriority="50"/>
-    <w:lsdException w:name="Grid Table 6 Colorful Accent 5" w:uiPriority="51"/>
-    <w:lsdException w:name="Grid Table 7 Colorful Accent 5" w:uiPriority="52"/>
-    <w:lsdException w:name="Grid Table 1 Light Accent 6" w:uiPriority="46"/>
-    <w:lsdException w:name="Grid Table 2 Accent 6" w:uiPriority="47"/>
-    <w:lsdException w:name="Grid Table 3 Accent 6" w:uiPriority="48"/>
-    <w:lsdException w:name="Grid Table 4 Accent 6" w:uiPriority="49"/>
-    <w:lsdException w:name="Grid Table 5 Dark Accent 6" w:uiPriority="50"/>
-    <w:lsdException w:name="Grid Table 6 Colorful Accent 6" w:uiPriority="51"/>
-    <w:lsdException w:name="Grid Table 7 Colorful Accent 6" w:uiPriority="52"/>
-    <w:lsdException w:name="List Table 1 Light" w:uiPriority="46"/>
-    <w:lsdException w:name="List Table 2" w:uiPriority="47"/>
-    <w:lsdException w:name="List Table 3" w:uiPriority="48"/>
-    <w:lsdException w:name="List Table 4" w:uiPriority="49"/>
-    <w:lsdException w:name="List Table 5 Dark" w:uiPriority="50"/>
-    <w:lsdException w:name="List Table 6 Colorful" w:uiPriority="51"/>
-    <w:lsdException w:name="List Table 7 Colorful" w:uiPriority="52"/>
-    <w:lsdException w:name="List Table 1 Light Accent 1" w:uiPriority="46"/>
-    <w:lsdException w:name="List Table 2 Accent 1" w:uiPriority="47"/>
-    <w:lsdException w:name="List Table 3 Accent 1" w:uiPriority="48"/>
-    <w:lsdException w:name="List Table 4 Accent 1" w:uiPriority="49"/>
-    <w:lsdException w:name="List Table 5 Dark Accent 1" w:uiPriority="50"/>
-    <w:lsdException w:name="List Table 6 Colorful Accent 1" w:uiPriority="51"/>
-    <w:lsdException w:name="List Table 7 Colorful Accent 1" w:uiPriority="52"/>
-    <w:lsdException w:name="List Table 1 Light Accent 2" w:uiPriority="46"/>
-    <w:lsdException w:name="List Table 2 Accent 2" w:uiPriority="47"/>
-    <w:lsdException w:name="List Table 3 Accent 2" w:uiPriority="48"/>
-    <w:lsdException w:name="List Table 4 Accent 2" w:uiPriority="49"/>
-    <w:lsdException w:name="List Table 5 Dark Accent 2" w:uiPriority="50"/>
-    <w:lsdException w:name="List Table 6 Colorful Accent 2" w:uiPriority="51"/>
-    <w:lsdException w:name="List Table 7 Colorful Accent 2" w:uiPriority="52"/>
-    <w:lsdException w:name="List Table 1 Light Accent 3" w:uiPriority="46"/>
-    <w:lsdException w:name="List Table 2 Accent 3" w:uiPriority="47"/>
-    <w:lsdException w:name="List Table 3 Accent 3" w:uiPriority="48"/>
-    <w:lsdException w:name="List Table 4 Accent 3" w:uiPriority="49"/>
-    <w:lsdException w:name="List Table 5 Dark Accent 3" w:uiPriority="50"/>
-    <w:lsdException w:name="List Table 6 Colorful Accent 3" w:uiPriority="51"/>
-    <w:lsdException w:name="List Table 7 Colorful Accent 3" w:uiPriority="52"/>
-    <w:lsdException w:name="List Table 1 Light Accent 4" w:uiPriority="46"/>
-    <w:lsdException w:name="List Table 2 Accent 4" w:uiPriority="47"/>
-    <w:lsdException w:name="List Table 3 Accent 4" w:uiPriority="48"/>
-    <w:lsdException w:name="List Table 4 Accent 4" w:uiPriority="49"/>
-    <w:lsdException w:name="List Table 5 Dark Accent 4" w:uiPriority="50"/>
-    <w:lsdException w:name="List Table 6 Colorful Accent 4" w:uiPriority="51"/>
-    <w:lsdException w:name="List Table 7 Colorful Accent 4" w:uiPriority="52"/>
-    <w:lsdException w:name="List Table 1 Light Accent 5" w:uiPriority="46"/>
-    <w:lsdException w:name="List Table 2 Accent 5" w:uiPriority="47"/>
-    <w:lsdException w:name="List Table 3 Accent 5" w:uiPriority="48"/>
-    <w:lsdException w:name="List Table 4 Accent 5" w:uiPriority="49"/>
-    <w:lsdException w:name="List Table 5 Dark Accent 5" w:uiPriority="50"/>
-    <w:lsdException w:name="List Table 6 Colorful Accent 5" w:uiPriority="51"/>
-    <w:lsdException w:name="List Table 7 Colorful Accent 5" w:uiPriority="52"/>
-    <w:lsdException w:name="List Table 1 Light Accent 6" w:uiPriority="46"/>
-    <w:lsdException w:name="List Table 2 Accent 6" w:uiPriority="47"/>
-    <w:lsdException w:name="List Table 3 Accent 6" w:uiPriority="48"/>
-    <w:lsdException w:name="List Table 4 Accent 6" w:uiPriority="49"/>
-    <w:lsdException w:name="List Table 5 Dark Accent 6" w:uiPriority="50"/>
-    <w:lsdException w:name="List Table 6 Colorful Accent 6" w:uiPriority="51"/>
-    <w:lsdException w:name="List Table 7 Colorful Accent 6" w:uiPriority="52"/>
-    <w:lsdException w:name="Mention" w:semiHidden="1" w:unhideWhenUsed="1"/>
-    <w:lsdException w:name="Smart Hyperlink" w:semiHidden="1" w:unhideWhenUsed="1"/>
-    <w:lsdException w:name="Hashtag" w:semiHidden="1" w:unhideWhenUsed="1"/>
-    <w:lsdException w:name="Unresolved Mention" w:semiHidden="1" w:unhideWhenUsed="1"/>
-    <w:lsdException w:name="Smart Link" w:semiHidden="1" w:unhideWhenUsed="1"/>
+  <w:latentStyles w:defLockedState="0" w:defUIPriority="99" w:defSemiHidden="1" w:defUnhideWhenUsed="1" w:defQFormat="0" w:count="267">
+    <w:lsdException w:name="Normal" w:uiPriority="0" w:semiHidden="0" w:unhideWhenUsed="0" w:qFormat="1"/>
+    <w:lsdException w:name="heading 1" w:uiPriority="9" w:semiHidden="0" w:unhideWhenUsed="0" w:qFormat="1"/>
+    <w:lsdException w:name="heading 2" w:uiPriority="9" w:qFormat="1"/>
+    <w:lsdException w:name="heading 3" w:uiPriority="9" w:qFormat="1"/>
+    <w:lsdException w:name="heading 4" w:uiPriority="9" w:qFormat="1"/>
+    <w:lsdException w:name="heading 5" w:uiPriority="9" w:qFormat="1"/>
+    <w:lsdException w:name="heading 6" w:uiPriority="9" w:qFormat="1"/>
+    <w:lsdException w:name="heading 7" w:uiPriority="9" w:qFormat="1"/>
+    <w:lsdException w:name="heading 8" w:uiPriority="9" w:qFormat="1"/>
+    <w:lsdException w:name="heading 9" w:uiPriority="9" w:qFormat="1"/>
+    <w:lsdException w:name="toc 1" w:uiPriority="39"/>
+    <w:lsdException w:name="toc 2" w:uiPriority="39"/>
+    <w:lsdException w:name="toc 3" w:uiPriority="39"/>
+    <w:lsdException w:name="toc 4" w:uiPriority="39"/>
+    <w:lsdException w:name="toc 5" w:uiPriority="39"/>
+    <w:lsdException w:name="toc 6" w:uiPriority="39"/>
+    <w:lsdException w:name="toc 7" w:uiPriority="39"/>
+    <w:lsdException w:name="toc 8" w:uiPriority="39"/>
+    <w:lsdException w:name="toc 9" w:uiPriority="39"/>
+    <w:lsdException w:name="caption" w:uiPriority="35" w:qFormat="1"/>
+    <w:lsdException w:name="Title" w:uiPriority="10" w:semiHidden="0" w:unhideWhenUsed="0" w:qFormat="1"/>
+    <w:lsdException w:name="Default Paragraph Font" w:uiPriority="1"/>
+    <w:lsdException w:name="Subtitle" w:uiPriority="11" w:semiHidden="0" w:unhideWhenUsed="0" w:qFormat="1"/>
+    <w:lsdException w:name="Strong" w:uiPriority="22" w:semiHidden="0" w:unhideWhenUsed="0" w:qFormat="1"/>
+    <w:lsdException w:name="Emphasis" w:uiPriority="20" w:semiHidden="0" w:unhideWhenUsed="0" w:qFormat="1"/>
+    <w:lsdException w:name="Table Grid" w:uiPriority="59" w:semiHidden="0" w:unhideWhenUsed="0"/>
+    <w:lsdException w:name="Placeholder Text" w:unhideWhenUsed="0"/>
+    <w:lsdException w:name="No Spacing" w:uiPriority="1" w:semiHidden="0" w:unhideWhenUsed="0" w:qFormat="1"/>
+    <w:lsdException w:name="Light Shading" w:uiPriority="60" w:semiHidden="0" w:unhideWhenUsed="0"/>
+    <w:lsdException w:name="Light List" w:uiPriority="61" w:semiHidden="0" w:unhideWhenUsed="0"/>
+    <w:lsdException w:name="Light Grid" w:uiPriority="62" w:semiHidden="0" w:unhideWhenUsed="0"/>
+    <w:lsdException w:name="Medium Shading 1" w:uiPriority="63" w:semiHidden="0" w:unhideWhenUsed="0"/>
+    <w:lsdException w:name="Medium Shading 2" w:uiPriority="64" w:semiHidden="0" w:unhideWhenUsed="0"/>
+    <w:lsdException w:name="Medium List 1" w:uiPriority="65" w:semiHidden="0" w:unhideWhenUsed="0"/>
+    <w:lsdException w:name="Medium List 2" w:uiPriority="66" w:semiHidden="0" w:unhideWhenUsed="0"/>
+    <w:lsdException w:name="Medium Grid 1" w:uiPriority="67" w:semiHidden="0" w:unhideWhenUsed="0"/>
+    <w:lsdException w:name="Medium Grid 2" w:uiPriority="68" w:semiHidden="0" w:unhideWhenUsed="0"/>
+    <w:lsdException w:name="Medium Grid 3" w:uiPriority="69" w:semiHidden="0" w:unhideWhenUsed="0"/>
+    <w:lsdException w:name="Dark List" w:uiPriority="70" w:semiHidden="0" w:unhideWhenUsed="0"/>
+    <w:lsdException w:name="Colorful Shading" w:uiPriority="71" w:semiHidden="0" w:unhideWhenUsed="0"/>
+    <w:lsdException w:name="Colorful List" w:uiPriority="72" w:semiHidden="0" w:unhideWhenUsed="0"/>
+    <w:lsdException w:name="Colorful Grid" w:uiPriority="73" w:semiHidden="0" w:unhideWhenUsed="0"/>
+    <w:lsdException w:name="Light Shading Accent 1" w:uiPriority="60" w:semiHidden="0" w:unhideWhenUsed="0"/>
+    <w:lsdException w:name="Light List Accent 1" w:uiPriority="61" w:semiHidden="0" w:unhideWhenUsed="0"/>
+    <w:lsdException w:name="Light Grid Accent 1" w:uiPriority="62" w:semiHidden="0" w:unhideWhenUsed="0"/>
+    <w:lsdException w:name="Medium Shading 1 Accent 1" w:uiPriority="63" w:semiHidden="0" w:unhideWhenUsed="0"/>
+    <w:lsdException w:name="Medium Shading 2 Accent 1" w:uiPriority="64" w:semiHidden="0" w:unhideWhenUsed="0"/>
+    <w:lsdException w:name="Medium List 1 Accent 1" w:uiPriority="65" w:semiHidden="0" w:unhideWhenUsed="0"/>
+    <w:lsdException w:name="Revision" w:unhideWhenUsed="0"/>
+    <w:lsdException w:name="List Paragraph" w:uiPriority="34" w:semiHidden="0" w:unhideWhenUsed="0" w:qFormat="1"/>
+    <w:lsdException w:name="Quote" w:uiPriority="29" w:semiHidden="0" w:unhideWhenUsed="0" w:qFormat="1"/>
+    <w:lsdException w:name="Intense Quote" w:uiPriority="30" w:semiHidden="0" w:unhideWhenUsed="0" w:qFormat="1"/>
+    <w:lsdException w:name="Medium List 2 Accent 1" w:uiPriority="66" w:semiHidden="0" w:unhideWhenUsed="0"/>
+    <w:lsdException w:name="Medium Grid 1 Accent 1" w:uiPriority="67" w:semiHidden="0" w:unhideWhenUsed="0"/>
+    <w:lsdException w:name="Medium Grid 2 Accent 1" w:uiPriority="68" w:semiHidden="0" w:unhideWhenUsed="0"/>
+    <w:lsdException w:name="Medium Grid 3 Accent 1" w:uiPriority="69" w:semiHidden="0" w:unhideWhenUsed="0"/>
+    <w:lsdException w:name="Dark List Accent 1" w:uiPriority="70" w:semiHidden="0" w:unhideWhenUsed="0"/>
+    <w:lsdException w:name="Colorful Shading Accent 1" w:uiPriority="71" w:semiHidden="0" w:unhideWhenUsed="0"/>
+    <w:lsdException w:name="Colorful List Accent 1" w:uiPriority="72" w:semiHidden="0" w:unhideWhenUsed="0"/>
+    <w:lsdException w:name="Colorful Grid Accent 1" w:uiPriority="73" w:semiHidden="0" w:unhideWhenUsed="0"/>
+    <w:lsdException w:name="Light Shading Accent 2" w:uiPriority="60" w:semiHidden="0" w:unhideWhenUsed="0"/>
+    <w:lsdException w:name="Light List Accent 2" w:uiPriority="61" w:semiHidden="0" w:unhideWhenUsed="0"/>
+    <w:lsdException w:name="Light Grid Accent 2" w:uiPriority="62" w:semiHidden="0" w:unhideWhenUsed="0"/>
+    <w:lsdException w:name="Medium Shading 1 Accent 2" w:uiPriority="63" w:semiHidden="0" w:unhideWhenUsed="0"/>
+    <w:lsdException w:name="Medium Shading 2 Accent 2" w:uiPriority="64" w:semiHidden="0" w:unhideWhenUsed="0"/>
+    <w:lsdException w:name="Medium List 1 Accent 2" w:uiPriority="65" w:semiHidden="0" w:unhideWhenUsed="0"/>
+    <w:lsdException w:name="Medium List 2 Accent 2" w:uiPriority="66" w:semiHidden="0" w:unhideWhenUsed="0"/>
+    <w:lsdException w:name="Medium Grid 1 Accent 2" w:uiPriority="67" w:semiHidden="0" w:unhideWhenUsed="0"/>
+    <w:lsdException w:name="Medium Grid 2 Accent 2" w:uiPriority="68" w:semiHidden="0" w:unhideWhenUsed="0"/>
+    <w:lsdException w:name="Medium Grid 3 Accent 2" w:uiPriority="69" w:semiHidden="0" w:unhideWhenUsed="0"/>
+    <w:lsdException w:name="Dark List Accent 2" w:uiPriority="70" w:semiHidden="0" w:unhideWhenUsed="0"/>
+    <w:lsdException w:name="Colorful Shading Accent 2" w:uiPriority="71" w:semiHidden="0" w:unhideWhenUsed="0"/>
+    <w:lsdException w:name="Colorful List Accent 2" w:uiPriority="72" w:semiHidden="0" w:unhideWhenUsed="0"/>
+    <w:lsdException w:name="Colorful Grid Accent 2" w:uiPriority="73" w:semiHidden="0" w:unhideWhenUsed="0"/>
+    <w:lsdException w:name="Light Shading Accent 3" w:uiPriority="60" w:semiHidden="0" w:unhideWhenUsed="0"/>
+    <w:lsdException w:name="Light List Accent 3" w:uiPriority="61" w:semiHidden="0" w:unhideWhenUsed="0"/>
+    <w:lsdException w:name="Light Grid Accent 3" w:uiPriority="62" w:semiHidden="0" w:unhideWhenUsed="0"/>
+    <w:lsdException w:name="Medium Shading 1 Accent 3" w:uiPriority="63" w:semiHidden="0" w:unhideWhenUsed="0"/>
+    <w:lsdException w:name="Medium Shading 2 Accent 3" w:uiPriority="64" w:semiHidden="0" w:unhideWhenUsed="0"/>
+    <w:lsdException w:name="Medium List 1 Accent 3" w:uiPriority="65" w:semiHidden="0" w:unhideWhenUsed="0"/>
+    <w:lsdException w:name="Medium List 2 Accent 3" w:uiPriority="66" w:semiHidden="0" w:unhideWhenUsed="0"/>
+    <w:lsdException w:name="Medium Grid 1 Accent 3" w:uiPriority="67" w:semiHidden="0" w:unhideWhenUsed="0"/>
+    <w:lsdException w:name="Medium Grid 2 Accent 3" w:uiPriority="68" w:semiHidden="0" w:unhideWhenUsed="0"/>
+    <w:lsdException w:name="Medium Grid 3 Accent 3" w:uiPriority="69" w:semiHidden="0" w:unhideWhenUsed="0"/>
+    <w:lsdException w:name="Dark List Accent 3" w:uiPriority="70" w:semiHidden="0" w:unhideWhenUsed="0"/>
+    <w:lsdException w:name="Colorful Shading Accent 3" w:uiPriority="71" w:semiHidden="0" w:unhideWhenUsed="0"/>
+    <w:lsdException w:name="Colorful List Accent 3" w:uiPriority="72" w:semiHidden="0" w:unhideWhenUsed="0"/>
+    <w:lsdException w:name="Colorful Grid Accent 3" w:uiPriority="73" w:semiHidden="0" w:unhideWhenUsed="0"/>
+    <w:lsdException w:name="Light Shading Accent 4" w:uiPriority="60" w:semiHidden="0" w:unhideWhenUsed="0"/>
+    <w:lsdException w:name="Light List Accent 4" w:uiPriority="61" w:semiHidden="0" w:unhideWhenUsed="0"/>
+    <w:lsdException w:name="Light Grid Accent 4" w:uiPriority="62" w:semiHidden="0" w:unhideWhenUsed="0"/>
+    <w:lsdException w:name="Medium Shading 1 Accent 4" w:uiPriority="63" w:semiHidden="0" w:unhideWhenUsed="0"/>
+    <w:lsdException w:name="Medium Shading 2 Accent 4" w:uiPriority="64" w:semiHidden="0" w:unhideWhenUsed="0"/>
+    <w:lsdException w:name="Medium List 1 Accent 4" w:uiPriority="65" w:semiHidden="0" w:unhideWhenUsed="0"/>
+    <w:lsdException w:name="Medium List 2 Accent 4" w:uiPriority="66" w:semiHidden="0" w:unhideWhenUsed="0"/>
+    <w:lsdException w:name="Medium Grid 1 Accent 4" w:uiPriority="67" w:semiHidden="0" w:unhideWhenUsed="0"/>
+    <w:lsdException w:name="Medium Grid 2 Accent 4" w:uiPriority="68" w:semiHidden="0" w:unhideWhenUsed="0"/>
+    <w:lsdException w:name="Medium Grid 3 Accent 4" w:uiPriority="69" w:semiHidden="0" w:unhideWhenUsed="0"/>
+    <w:lsdException w:name="Dark List Accent 4" w:uiPriority="70" w:semiHidden="0" w:unhideWhenUsed="0"/>
+    <w:lsdException w:name="Colorful Shading Accent 4" w:uiPriority="71" w:semiHidden="0" w:unhideWhenUsed="0"/>
+    <w:lsdException w:name="Colorful List Accent 4" w:uiPriority="72" w:semiHidden="0" w:unhideWhenUsed="0"/>
+    <w:lsdException w:name="Colorful Grid Accent 4" w:uiPriority="73" w:semiHidden="0" w:unhideWhenUsed="0"/>
+    <w:lsdException w:name="Light Shading Accent 5" w:uiPriority="60" w:semiHidden="0" w:unhideWhenUsed="0"/>
+    <w:lsdException w:name="Light List Accent 5" w:uiPriority="61" w:semiHidden="0" w:unhideWhenUsed="0"/>
+    <w:lsdException w:name="Light Grid Accent 5" w:uiPriority="62" w:semiHidden="0" w:unhideWhenUsed="0"/>
+    <w:lsdException w:name="Medium Shading 1 Accent 5" w:uiPriority="63" w:semiHidden="0" w:unhideWhenUsed="0"/>
+    <w:lsdException w:name="Medium Shading 2 Accent 5" w:uiPriority="64" w:semiHidden="0" w:unhideWhenUsed="0"/>
+    <w:lsdException w:name="Medium List 1 Accent 5" w:uiPriority="65" w:semiHidden="0" w:unhideWhenUsed="0"/>
+    <w:lsdException w:name="Medium List 2 Accent 5" w:uiPriority="66" w:semiHidden="0" w:unhideWhenUsed="0"/>
+    <w:lsdException w:name="Medium Grid 1 Accent 5" w:uiPriority="67" w:semiHidden="0" w:unhideWhenUsed="0"/>
+    <w:lsdException w:name="Medium Grid 2 Accent 5" w:uiPriority="68" w:semiHidden="0" w:unhideWhenUsed="0"/>
+    <w:lsdException w:name="Medium Grid 3 Accent 5" w:uiPriority="69" w:semiHidden="0" w:unhideWhenUsed="0"/>
+    <w:lsdException w:name="Dark List Accent 5" w:uiPriority="70" w:semiHidden="0" w:unhideWhenUsed="0"/>
+    <w:lsdException w:name="Colorful Shading Accent 5" w:uiPriority="71" w:semiHidden="0" w:unhideWhenUsed="0"/>
+    <w:lsdException w:name="Colorful List Accent 5" w:uiPriority="72" w:semiHidden="0" w:unhideWhenUsed="0"/>
+    <w:lsdException w:name="Colorful Grid Accent 5" w:uiPriority="73" w:semiHidden="0" w:unhideWhenUsed="0"/>
+    <w:lsdException w:name="Light Shading Accent 6" w:uiPriority="60" w:semiHidden="0" w:unhideWhenUsed="0"/>
+    <w:lsdException w:name="Light List Accent 6" w:uiPriority="61" w:semiHidden="0" w:unhideWhenUsed="0"/>
+    <w:lsdException w:name="Light Grid Accent 6" w:uiPriority="62" w:semiHidden="0" w:unhideWhenUsed="0"/>
+    <w:lsdException w:name="Medium Shading 1 Accent 6" w:uiPriority="63" w:semiHidden="0" w:unhideWhenUsed="0"/>
+    <w:lsdException w:name="Medium Shading 2 Accent 6" w:uiPriority="64" w:semiHidden="0" w:unhideWhenUsed="0"/>
+    <w:lsdException w:name="Medium List 1 Accent 6" w:uiPriority="65" w:semiHidden="0" w:unhideWhenUsed="0"/>
+    <w:lsdException w:name="Medium List 2 Accent 6" w:uiPriority="66" w:semiHidden="0" w:unhideWhenUsed="0"/>
+    <w:lsdException w:name="Medium Grid 1 Accent 6" w:uiPriority="67" w:semiHidden="0" w:unhideWhenUsed="0"/>
+    <w:lsdException w:name="Medium Grid 2 Accent 6" w:uiPriority="68" w:semiHidden="0" w:unhideWhenUsed="0"/>
+    <w:lsdException w:name="Medium Grid 3 Accent 6" w:uiPriority="69" w:semiHidden="0" w:unhideWhenUsed="0"/>
+    <w:lsdException w:name="Dark List Accent 6" w:uiPriority="70" w:semiHidden="0" w:unhideWhenUsed="0"/>
+    <w:lsdException w:name="Colorful Shading Accent 6" w:uiPriority="71" w:semiHidden="0" w:unhideWhenUsed="0"/>
+    <w:lsdException w:name="Colorful List Accent 6" w:uiPriority="72" w:semiHidden="0" w:unhideWhenUsed="0"/>
+    <w:lsdException w:name="Colorful Grid Accent 6" w:uiPriority="73" w:semiHidden="0" w:unhideWhenUsed="0"/>
+    <w:lsdException w:name="Subtle Emphasis" w:uiPriority="19" w:semiHidden="0" w:unhideWhenUsed="0" w:qFormat="1"/>
+    <w:lsdException w:name="Intense Emphasis" w:uiPriority="21" w:semiHidden="0" w:unhideWhenUsed="0" w:qFormat="1"/>
+    <w:lsdException w:name="Subtle Reference" w:uiPriority="31" w:semiHidden="0" w:unhideWhenUsed="0" w:qFormat="1"/>
+    <w:lsdException w:name="Intense Reference" w:uiPriority="32" w:semiHidden="0" w:unhideWhenUsed="0" w:qFormat="1"/>
+    <w:lsdException w:name="Book Title" w:uiPriority="33" w:semiHidden="0" w:unhideWhenUsed="0" w:qFormat="1"/>
+    <w:lsdException w:name="Bibliography" w:uiPriority="37"/>
+    <w:lsdException w:name="TOC Heading" w:uiPriority="39" w:qFormat="1"/>
   </w:latentStyles>
   <w:style w:type="paragraph" w:styleId="Normal" w:default="1">
     <w:name w:val="Normal"/>
     <w:qFormat/>
-    <w:rsid w:val="0008758b"/>
     <w:pPr>
       <w:widowControl/>
+      <w:suppressAutoHyphens w:val="true"/>
       <w:bidi w:val="0"/>
       <w:spacing w:lineRule="auto" w:line="276" w:before="0" w:after="200"/>
       <w:jc w:val="left"/>
@@ -2524,20 +2395,6 @@
       <w:rFonts w:ascii="Segoe UI" w:hAnsi="Segoe UI" w:cs="Segoe UI"/>
       <w:sz w:val="18"/>
       <w:szCs w:val="18"/>
-    </w:rPr>
-  </w:style>
-  <w:style w:type="character" w:styleId="HTML" w:customStyle="1">
-    <w:name w:val="Стандартный HTML Знак"/>
-    <w:basedOn w:val="DefaultParagraphFont"/>
-    <w:link w:val="HTMLPreformatted"/>
-    <w:uiPriority w:val="99"/>
-    <w:semiHidden/>
-    <w:qFormat/>
-    <w:rsid w:val="00e357dd"/>
-    <w:rPr>
-      <w:rFonts w:ascii="Consolas" w:hAnsi="Consolas"/>
-      <w:sz w:val="20"/>
-      <w:szCs w:val="20"/>
     </w:rPr>
   </w:style>
   <w:style w:type="paragraph" w:styleId="Style15">
@@ -2627,24 +2484,6 @@
       <w:rFonts w:ascii="Segoe UI" w:hAnsi="Segoe UI" w:cs="Segoe UI"/>
       <w:sz w:val="18"/>
       <w:szCs w:val="18"/>
-    </w:rPr>
-  </w:style>
-  <w:style w:type="paragraph" w:styleId="HTMLPreformatted">
-    <w:name w:val="HTML Preformatted"/>
-    <w:basedOn w:val="Normal"/>
-    <w:link w:val="HTML"/>
-    <w:uiPriority w:val="99"/>
-    <w:semiHidden/>
-    <w:unhideWhenUsed/>
-    <w:qFormat/>
-    <w:rsid w:val="00e357dd"/>
-    <w:pPr>
-      <w:spacing w:lineRule="auto" w:line="240" w:before="0" w:after="0"/>
-    </w:pPr>
-    <w:rPr>
-      <w:rFonts w:ascii="Consolas" w:hAnsi="Consolas"/>
-      <w:sz w:val="20"/>
-      <w:szCs w:val="20"/>
     </w:rPr>
   </w:style>
   <w:style w:type="numbering" w:styleId="NoList" w:default="1">

--- a/public/templates/test.docx
+++ b/public/templates/test.docx
@@ -878,68 +878,20 @@
         <w:rPr/>
       </w:pPr>
       <w:r>
-        <w:rPr>
-          <w:rFonts w:cs="Times New Roman" w:ascii="Times New Roman" w:hAnsi="Times New Roman"/>
-          <w:sz w:val="28"/>
-          <w:szCs w:val="28"/>
-        </w:rPr>
-        <w:t>1){</w:t>
-      </w:r>
-      <w:r>
-        <w:rPr>
-          <w:rFonts w:eastAsia="Calibri" w:cs="Times New Roman" w:ascii="Times New Roman" w:hAnsi="Times New Roman"/>
-          <w:kern w:val="0"/>
-          <w:sz w:val="28"/>
-          <w:szCs w:val="28"/>
-          <w:lang w:val="ru-RU" w:eastAsia="en-US" w:bidi="ar-SA"/>
-        </w:rPr>
-        <w:t>question1</w:t>
-      </w:r>
-      <w:r>
-        <w:rPr>
-          <w:rFonts w:eastAsia="Calibri" w:cs="Times New Roman" w:ascii="Times New Roman" w:hAnsi="Times New Roman"/>
-          <w:kern w:val="0"/>
-          <w:sz w:val="28"/>
-          <w:szCs w:val="28"/>
-          <w:lang w:val="en-US" w:eastAsia="en-US" w:bidi="ar-SA"/>
-        </w:rPr>
-        <w:t>}</w:t>
-      </w:r>
-    </w:p>
-    <w:p>
-      <w:pPr>
-        <w:pStyle w:val="Normal"/>
-        <w:spacing w:lineRule="auto" w:line="240" w:before="0" w:after="0"/>
-        <w:jc w:val="both"/>
         <w:rPr/>
-      </w:pPr>
-      <w:r>
-        <w:rPr>
-          <w:rFonts w:cs="Times New Roman" w:ascii="Times New Roman" w:hAnsi="Times New Roman"/>
-          <w:sz w:val="28"/>
-          <w:szCs w:val="28"/>
-        </w:rPr>
-        <w:t>2){</w:t>
-      </w:r>
-      <w:r>
-        <w:rPr>
-          <w:rFonts w:eastAsia="Calibri" w:cs="Times New Roman" w:ascii="Times New Roman" w:hAnsi="Times New Roman"/>
-          <w:kern w:val="0"/>
-          <w:sz w:val="28"/>
-          <w:szCs w:val="28"/>
-          <w:lang w:val="ru-RU" w:eastAsia="en-US" w:bidi="ar-SA"/>
-        </w:rPr>
-        <w:t>question2</w:t>
-      </w:r>
-      <w:r>
-        <w:rPr>
-          <w:rFonts w:eastAsia="Calibri" w:cs="Times New Roman" w:ascii="Times New Roman" w:hAnsi="Times New Roman"/>
-          <w:kern w:val="0"/>
-          <w:sz w:val="28"/>
-          <w:szCs w:val="28"/>
-          <w:lang w:val="en-US" w:eastAsia="en-US" w:bidi="ar-SA"/>
-        </w:rPr>
-        <w:t>}</w:t>
+        <w:t>{#questionsList}{number}){text}</w:t>
+      </w:r>
+    </w:p>
+    <w:p>
+      <w:pPr>
+        <w:pStyle w:val="Normal"/>
+        <w:spacing w:lineRule="auto" w:line="240" w:before="0" w:after="0"/>
+        <w:jc w:val="both"/>
+        <w:rPr/>
+      </w:pPr>
+      <w:r>
+        <w:rPr/>
+        <w:t>{/questionsList}</w:t>
       </w:r>
       <w:r>
         <w:br w:type="page"/>

--- a/public/templates/test.docx
+++ b/public/templates/test.docx
@@ -875,10 +875,18 @@
         <w:pStyle w:val="Normal"/>
         <w:spacing w:lineRule="auto" w:line="240" w:before="0" w:after="0"/>
         <w:jc w:val="both"/>
-        <w:rPr/>
-      </w:pPr>
-      <w:r>
-        <w:rPr/>
+        <w:rPr>
+          <w:rFonts w:ascii="Times New Roman" w:hAnsi="Times New Roman"/>
+          <w:sz w:val="28"/>
+          <w:szCs w:val="28"/>
+        </w:rPr>
+      </w:pPr>
+      <w:r>
+        <w:rPr>
+          <w:rFonts w:ascii="Times New Roman" w:hAnsi="Times New Roman"/>
+          <w:sz w:val="28"/>
+          <w:szCs w:val="28"/>
+        </w:rPr>
         <w:t>{#questionsList}{number}){text}</w:t>
       </w:r>
     </w:p>
@@ -887,10 +895,18 @@
         <w:pStyle w:val="Normal"/>
         <w:spacing w:lineRule="auto" w:line="240" w:before="0" w:after="0"/>
         <w:jc w:val="both"/>
-        <w:rPr/>
-      </w:pPr>
-      <w:r>
-        <w:rPr/>
+        <w:rPr>
+          <w:rFonts w:ascii="Times New Roman" w:hAnsi="Times New Roman"/>
+          <w:sz w:val="28"/>
+          <w:szCs w:val="28"/>
+        </w:rPr>
+      </w:pPr>
+      <w:r>
+        <w:rPr>
+          <w:rFonts w:ascii="Times New Roman" w:hAnsi="Times New Roman"/>
+          <w:sz w:val="28"/>
+          <w:szCs w:val="28"/>
+        </w:rPr>
         <w:t>{/questionsList}</w:t>
       </w:r>
       <w:r>
